--- a/docs/DESIGN.docx
+++ b/docs/DESIGN.docx
@@ -1697,7 +1697,7 @@
         <w:spacing w:after="80" w:before="180"/>
       </w:pPr>
       <w:r>
-        <w:t xml:space="preserve">5.3 Enrichment (deterministic signals)</w:t>
+        <w:t xml:space="preserve">5.3 Enrichment (pluggable framework)</w:t>
       </w:r>
     </w:p>
     <w:p>
@@ -1705,7 +1705,67 @@
         <w:spacing w:after="120"/>
       </w:pPr>
       <w:r>
-        <w:t xml:space="preserve">enrich/enricher.py attaches three grounded facts before the LLM runs: CISA KEV (actively exploited?), FIRST EPSS (exploitation probability, batched), and reachability (heuristic over scanner metadata; True/False/unknown). These run first because they are cheap and authoritative, and because the LLM should reason over them rather than recall CVE trivia. Network failures degrade gracefully rather than failing the run.</w:t>
+        <w:t xml:space="preserve">Enrichment is a framework, not a fixed step. Each source is a BaseEnricher (enrich/) with an enrich(findings) method; build_enrichers assembles the enabled ones from config and runs them in order. Adding a source (VEX, asset criticality, exploit-DB) is a new subclass with no pipeline change.</w:t>
+      </w:r>
+    </w:p>
+    <w:p>
+      <w:pPr>
+        <w:pStyle w:val="ListParagraph"/>
+        <w:numPr>
+          <w:ilvl w:val="0"/>
+          <w:numId w:val="1"/>
+        </w:numPr>
+        <w:spacing w:after="40"/>
+      </w:pPr>
+      <w:r>
+        <w:t xml:space="preserve">CISA KEV — is the CVE actively exploited in the wild?</w:t>
+      </w:r>
+    </w:p>
+    <w:p>
+      <w:pPr>
+        <w:pStyle w:val="ListParagraph"/>
+        <w:numPr>
+          <w:ilvl w:val="0"/>
+          <w:numId w:val="1"/>
+        </w:numPr>
+        <w:spacing w:after="40"/>
+      </w:pPr>
+      <w:r>
+        <w:t xml:space="preserve">FIRST EPSS — probability of exploitation (batched lookups).</w:t>
+      </w:r>
+    </w:p>
+    <w:p>
+      <w:pPr>
+        <w:pStyle w:val="ListParagraph"/>
+        <w:numPr>
+          <w:ilvl w:val="0"/>
+          <w:numId w:val="1"/>
+        </w:numPr>
+        <w:spacing w:after="40"/>
+      </w:pPr>
+      <w:r>
+        <w:t xml:space="preserve">Reachability — heuristic over scanner metadata; True/False/unknown (negative phrasing checked first).</w:t>
+      </w:r>
+    </w:p>
+    <w:p>
+      <w:pPr>
+        <w:pStyle w:val="ListParagraph"/>
+        <w:numPr>
+          <w:ilvl w:val="0"/>
+          <w:numId w:val="1"/>
+        </w:numPr>
+        <w:spacing w:after="40"/>
+      </w:pPr>
+      <w:r>
+        <w:t xml:space="preserve">AI enrichment (optional, cheap tier) — remediation guidance + categorization tags, plus a reachability judgement when the scanner gave none. Complements the exploitability engine; routed to the enrichment task (Haiku by default).</w:t>
+      </w:r>
+    </w:p>
+    <w:p>
+      <w:pPr>
+        <w:spacing w:after="120"/>
+      </w:pPr>
+      <w:r>
+        <w:t xml:space="preserve">Deterministic enrichers run first — cheap, authoritative, and grounding for the LLM stages. Each is toggleable in config and from the config UI. Network failures degrade gracefully rather than failing the run.</w:t>
       </w:r>
     </w:p>
     <w:p>
@@ -2522,7 +2582,15 @@
         <w:spacing w:after="120"/>
       </w:pPr>
       <w:r>
-        <w:t xml:space="preserve">A FastAPI backend holds the latest result in memory; the frontend is a single dependency-free HTML page. The dashboard is the triage queue with filters, signal badges, a per-finding detail drawer (CVSS vector, EPSS, reachability, provenance, rationale, chains), and inline validation-state editing that persists to the sticky store.</w:t>
+        <w:t xml:space="preserve">A FastAPI backend holds the latest result in memory; the frontend is a single dependency-free HTML page with two views. Findings: the triage queue with filters, signal badges, a per-finding detail drawer (CVSS vector, EPSS, reachability, provenance, rationale, remediation, tags, chains), and inline validation-state editing that persists to the sticky store.</w:t>
+      </w:r>
+    </w:p>
+    <w:p>
+      <w:pPr>
+        <w:spacing w:after="120"/>
+      </w:pPr>
+      <w:r>
+        <w:t xml:space="preserve">Config: edit non-secret settings live — default AI tier, per-task model routing, enrichment toggles, scoring weights, and the ServiceNow push flag. Secrets are shown masked and read-only (they stay in the environment). Edits apply to the next scan and persist to config.overrides.json, layered over the base config on restart; POST is validated server-side and rejected with 400 on bad input.</w:t>
       </w:r>
     </w:p>
     <w:p>

--- a/docs/DESIGN.docx
+++ b/docs/DESIGN.docx
@@ -2384,7 +2384,7 @@
                 <w:sz w:val="20"/>
                 <w:szCs w:val="20"/>
               </w:rPr>
-              <w:t xml:space="preserve">AI score, EPSS, KEV (averaged)</w:t>
+              <w:t xml:space="preserve">AI score, EPSS, KEV, threat signal (averaged)</w:t>
             </w:r>
           </w:p>
         </w:tc>
@@ -2531,7 +2531,7 @@
         <w:spacing w:after="120"/>
       </w:pPr>
       <w:r>
-        <w:t xml:space="preserve">Two overrides on top of the blend: a KEV floor (anything actively exploited is floored to 85 — exploited-in-the-wild outweighs modelling) and a corroboration bonus (+2 when both scanners agree). This reordering is what makes the queue useful: an unreachable critical drops below a reachable, chainable high.</w:t>
+        <w:t xml:space="preserve">Adjustments on top of the blend: a KEV floor (anything actively exploited is floored to 85), a corroboration bonus (+2 when both scanners agree), and a threat boost — an additive bonus (up to threat_boost, default 15) for findings implicated by the service threat model, scaled by the stronger of the finding's threat signal and its service posture (5.10). Additive, so runs without threat modeling aren't penalized; threats also enrich the exploitability dimension directly. This is what makes the queue useful: an unreachable critical drops below a reachable, chainable, threatened high.</w:t>
       </w:r>
     </w:p>
     <w:p>
@@ -2565,7 +2565,7 @@
         <w:spacing w:after="120"/>
       </w:pPr>
       <w:r>
-        <w:t xml:space="preserve">Builds sn_vul_vulnerable_item records, highest-risk first, carrying the composite score, risk rating, validation state, and the exploitability rationale plus attack-chain context in the work notes — so a responder sees why the tool ranked it. correlation_id is the fingerprint, making the import idempotent: re-runs upsert the same item and closed items stay closed. Output is written to a file, or POSTed to the import table via the Table API.</w:t>
+        <w:t xml:space="preserve">Builds sn_vul_vulnerable_item records, highest-risk first, carrying the composite score, risk rating, validation state, and the exploitability rationale plus attack-chain context in the work notes — so a responder sees why the tool ranked it. correlation_id is the fingerprint, making the import idempotent: re-runs upsert the same item and closed items stay closed. Output is written to a file — JSON (servicenow_import.json) or, when servicenow.format is csv, a CSV (servicenow_import.csv) for CSV Import Sets, with multi-line work notes quoted correctly — or POSTed to the import table via the Table API. The format is settable in config, the config UI, or with --sn-format on the CLI.</w:t>
       </w:r>
     </w:p>
     <w:p>
@@ -2582,7 +2582,7 @@
         <w:spacing w:after="120"/>
       </w:pPr>
       <w:r>
-        <w:t xml:space="preserve">A FastAPI backend holds the latest result in memory; the frontend is a single dependency-free HTML page with two views. Findings: the triage queue with filters, signal badges, a per-finding detail drawer (CVSS vector, EPSS, reachability, provenance, rationale, remediation, tags, chains), and inline validation-state editing that persists to the sticky store.</w:t>
+        <w:t xml:space="preserve">A FastAPI backend holds the latest result in memory; the frontend is a single dependency-free HTML page with three views. Findings: the triage queue with filters, signal badges, a per-finding detail drawer (CVSS vector, EPSS, reachability, provenance, rationale, remediation, tags, threats, chains), and inline validation-state editing that persists to the sticky store.</w:t>
       </w:r>
     </w:p>
     <w:p>
@@ -2590,7 +2590,100 @@
         <w:spacing w:after="120"/>
       </w:pPr>
       <w:r>
-        <w:t xml:space="preserve">Config: edit non-secret settings live — default AI tier, per-task model routing, enrichment toggles, scoring weights, and the ServiceNow push flag. Secrets are shown masked and read-only (they stay in the environment). Edits apply to the next scan and persist to config.overrides.json, layered over the base config on restart; POST is validated server-side and rejected with 400 on bad input.</w:t>
+        <w:t xml:space="preserve">Threats: the per-service threat models (5.10) — STRIDE threats with linked findings/chains, assets, entry points, trust boundaries, posture, and recommendations.</w:t>
+      </w:r>
+    </w:p>
+    <w:p>
+      <w:pPr>
+        <w:spacing w:after="120"/>
+      </w:pPr>
+      <w:r>
+        <w:t xml:space="preserve">Config: edit non-secret settings live — default AI tier, per-task model routing, enrichment toggles, threat-modeling toggle, scoring weights, and the ServiceNow push flag. Secrets are shown masked and read-only (they stay in the environment). Edits apply to the next scan and persist to config.overrides.json, layered over the base config on restart; POST is validated server-side and rejected with 400 on bad input.</w:t>
+      </w:r>
+    </w:p>
+    <w:p>
+      <w:pPr>
+        <w:pStyle w:val="Heading2"/>
+        <w:spacing w:after="80" w:before="180"/>
+      </w:pPr>
+      <w:r>
+        <w:t xml:space="preserve">5.10 Threat modeling (threatmodel.py, optional, deep tier)</w:t>
+      </w:r>
+    </w:p>
+    <w:p>
+      <w:pPr>
+        <w:spacing w:after="120"/>
+      </w:pPr>
+      <w:r>
+        <w:t xml:space="preserve">Where the exploitability engine works bottom-up (per-finding scores, concrete chains), threat modeling is the top-down counterpart. Per service it produces a STRIDE threat model grounded in that service's findings and chains:</w:t>
+      </w:r>
+    </w:p>
+    <w:p>
+      <w:pPr>
+        <w:pStyle w:val="ListParagraph"/>
+        <w:numPr>
+          <w:ilvl w:val="0"/>
+          <w:numId w:val="1"/>
+        </w:numPr>
+        <w:spacing w:after="40"/>
+      </w:pPr>
+      <w:r>
+        <w:t xml:space="preserve">Assets — what an attacker targets (data, credentials, functionality) with a sensitivity note.</w:t>
+      </w:r>
+    </w:p>
+    <w:p>
+      <w:pPr>
+        <w:pStyle w:val="ListParagraph"/>
+        <w:numPr>
+          <w:ilvl w:val="0"/>
+          <w:numId w:val="1"/>
+        </w:numPr>
+        <w:spacing w:after="40"/>
+      </w:pPr>
+      <w:r>
+        <w:t xml:space="preserve">Entry points / trust boundaries — the attack surface implied by the components and findings.</w:t>
+      </w:r>
+    </w:p>
+    <w:p>
+      <w:pPr>
+        <w:pStyle w:val="ListParagraph"/>
+        <w:numPr>
+          <w:ilvl w:val="0"/>
+          <w:numId w:val="1"/>
+        </w:numPr>
+        <w:spacing w:after="40"/>
+      </w:pPr>
+      <w:r>
+        <w:t xml:space="preserve">Threats — STRIDE-categorized, each citing the related finding IDs and chain IDs that evidence it, plus likelihood, impact, and mitigations. Prefer fewer, well-grounded threats over generic ones.</w:t>
+      </w:r>
+    </w:p>
+    <w:p>
+      <w:pPr>
+        <w:pStyle w:val="ListParagraph"/>
+        <w:numPr>
+          <w:ilvl w:val="0"/>
+          <w:numId w:val="1"/>
+        </w:numPr>
+        <w:spacing w:after="40"/>
+      </w:pPr>
+      <w:r>
+        <w:t xml:space="preserve">Posture — an overall risk level, summary, and prioritized recommendations.</w:t>
+      </w:r>
+    </w:p>
+    <w:p>
+      <w:pPr>
+        <w:spacing w:after="120"/>
+      </w:pPr>
+      <w:r>
+        <w:t xml:space="preserve">Optional (threat_model.enabled), per-service, routed to the threat_model task (the default deep tier unless overridden), and emits a threat_models.json artifact alongside the ServiceNow export. Threats reference findings by ID, so the UI cross-links both directions.</w:t>
+      </w:r>
+    </w:p>
+    <w:p>
+      <w:pPr>
+        <w:spacing w:after="120"/>
+      </w:pPr>
+      <w:r>
+        <w:t xml:space="preserve">It feeds back into scoring. Because it runs before the scorer, apply_threat_influence writes results back onto findings: it records the citing threat IDs, derives a per-finding threat signal (0-100 from the strongest citing threat's likelihood), and raises the categorical exploitability level when the threat implies more than the isolated assessment did. The scorer then consumes the threat signal (exploitability dimension) and the per-service risk posture (additive threat boost).</w:t>
       </w:r>
     </w:p>
     <w:p>

--- a/docs/DESIGN.docx
+++ b/docs/DESIGN.docx
@@ -2531,7 +2531,7 @@
         <w:spacing w:after="120"/>
       </w:pPr>
       <w:r>
-        <w:t xml:space="preserve">Adjustments on top of the blend: a KEV floor (anything actively exploited is floored to 85), a corroboration bonus (+2 when both scanners agree), and a threat boost — an additive bonus (up to threat_boost, default 15) for findings implicated by the service threat model, scaled by the stronger of the finding's threat signal and its service posture (5.10). Additive, so runs without threat modeling aren't penalized; threats also enrich the exploitability dimension directly. This is what makes the queue useful: an unreachable critical drops below a reachable, chainable, threatened high.</w:t>
+        <w:t xml:space="preserve">Adjustments on top of the blend: a KEV floor (anything actively exploited is floored to 85) and a corroboration bonus (+2 when both scanners agree). Threat models influence the score in exactly one place — the exploitability dimension: a cited finding's threat signal is one of the averaged exploitability inputs, so a threatened finding scores higher, counted once. Runs without threat modeling are unaffected. This is what makes the queue useful: an unreachable critical drops below a reachable, chainable, threatened high.</w:t>
       </w:r>
     </w:p>
     <w:p>
@@ -2683,7 +2683,7 @@
         <w:spacing w:after="120"/>
       </w:pPr>
       <w:r>
-        <w:t xml:space="preserve">It feeds back into scoring. Because it runs before the scorer, apply_threat_influence writes results back onto findings: it records the citing threat IDs, derives a per-finding threat signal (0-100 from the strongest citing threat's likelihood), and raises the categorical exploitability level when the threat implies more than the isolated assessment did. The scorer then consumes the threat signal (exploitability dimension) and the per-service risk posture (additive threat boost).</w:t>
+        <w:t xml:space="preserve">It feeds back into scoring. Because it runs before the scorer, apply_threat_influence writes results back onto findings: it records the citing threat IDs, derives a per-finding threat signal (0-100 from the strongest citing threat's likelihood), and raises the categorical exploitability level when the threat implies more than the isolated assessment did. The scorer reflects this through the exploitability dimension only, so the threat is counted once.</w:t>
       </w:r>
     </w:p>
     <w:p>

--- a/docs/DESIGN.docx
+++ b/docs/DESIGN.docx
@@ -628,7 +628,7 @@
                 <w:sz w:val="20"/>
                 <w:szCs w:val="20"/>
               </w:rPr>
-              <w:t xml:space="preserve">connectors/bitbucket.py — on-prem REST API builds the repo inventory (scan surface).</w:t>
+              <w:t xml:space="preserve">connectors/bitbucket.py — builds the repo inventory. GitHub/GHES (connectors/github.py) is a selectable alternative via source.provider.</w:t>
             </w:r>
           </w:p>
         </w:tc>
@@ -1653,7 +1653,15 @@
         <w:spacing w:after="120"/>
       </w:pPr>
       <w:r>
-        <w:t xml:space="preserve">All three extend a shared HttpClient (bearer auth, retry/backoff on 429/5xx, paging). Each has two ingestion paths: fetch() for a live API pull and from_file() for a native scanner export. The offline path is not just for demos — it makes the pipeline runnable in CI, in tests, and against archived scan data with zero credentials. Repo mapping (Snyk projects / Xray builds back to Bitbucket repos) is the documented integration point to harden for production.</w:t>
+        <w:t xml:space="preserve">All connectors extend a shared HttpClient (bearer auth, retry/backoff on 429/5xx, paging). Scanner connectors (Snyk, Xray) have two ingestion paths: fetch() for a live API pull and from_file() for a native scanner export. The offline path is not just for demos — it makes the pipeline runnable in CI, in tests, and against archived scan data with zero credentials.</w:t>
+      </w:r>
+    </w:p>
+    <w:p>
+      <w:pPr>
+        <w:spacing w:after="120"/>
+      </w:pPr>
+      <w:r>
+        <w:t xml:space="preserve">The repo inventory (scan surface) comes from a pluggable SCM source: Bitbucket Data Center (bitbucket.py) or GitHub / GitHub Enterprise Server (github.py), selected by source.provider (editable in the config UI). Both emit the same Repo list; GitHub's identity is owner/name (its full_name), so Snyk/Xray findings anchor to the same repo regardless of provider. Repo mapping (Snyk projects / Xray builds back to repos) is the documented integration point to harden for production.</w:t>
       </w:r>
     </w:p>
     <w:p>
@@ -2603,6 +2611,14 @@
     </w:p>
     <w:p>
       <w:pPr>
+        <w:spacing w:after="120"/>
+      </w:pPr>
+      <w:r>
+        <w:t xml:space="preserve">Scans run from the header (AI / offline / live toggles + Run scan) via POST /api/scan, in-process, recording a last-run timestamp. On-demand live scans of Bitbucket/Snyk/Xray are supported, not just the boot mode. A failed run — e.g. live mode without credentials — is caught and shown in an error banner with the last good result preserved, rather than returning a 500; /healthz backs the container probe.</w:t>
+      </w:r>
+    </w:p>
+    <w:p>
+      <w:pPr>
         <w:pStyle w:val="Heading2"/>
         <w:spacing w:after="80" w:before="180"/>
       </w:pPr>
@@ -4094,6 +4110,19 @@
       </w:pPr>
       <w:r>
         <w:t xml:space="preserve">State store is a JSON file; a shared datastore is needed for concurrent runners / HA.</w:t>
+      </w:r>
+    </w:p>
+    <w:p>
+      <w:pPr>
+        <w:pStyle w:val="ListParagraph"/>
+        <w:numPr>
+          <w:ilvl w:val="0"/>
+          <w:numId w:val="1"/>
+        </w:numPr>
+        <w:spacing w:after="40"/>
+      </w:pPr>
+      <w:r>
+        <w:t xml:space="preserve">Single-instance runtime — the web server holds scan state in memory, so it runs as one replica. The shipped Dockerfile / docker-compose.yml deploy a single non-root container that writes runtime artifacts to a /data volume, with secrets injected via environment. Horizontal scale needs the shared datastore above.</w:t>
       </w:r>
     </w:p>
     <w:p>

--- a/docs/DESIGN.docx
+++ b/docs/DESIGN.docx
@@ -2590,7 +2590,7 @@
         <w:spacing w:after="120"/>
       </w:pPr>
       <w:r>
-        <w:t xml:space="preserve">A FastAPI backend holds the latest result in memory; the frontend is a single dependency-free HTML page with three views. Findings: the triage queue with filters, signal badges, a per-finding detail drawer (CVSS vector, EPSS, reachability, provenance, rationale, remediation, tags, threats, chains), and inline validation-state editing that persists to the sticky store.</w:t>
+        <w:t xml:space="preserve">A FastAPI backend holds the latest result in memory; the frontend is a single dependency-free HTML page with four views, plus GET /api/export for JSON/CSV downloads. Overview: the landing page — run status (source, mode, last run), key metrics, a severity breakdown, quick actions (run, download JSON/CSV, jump to a tab), and an in-app usage guide, making the UI a complete usage surface with no CLI required. Findings: the triage queue with filters, signal badges, a per-finding detail drawer (CVSS vector, EPSS, reachability, provenance, rationale, remediation, tags, threats, chains), and inline validation-state editing that persists to the sticky store.</w:t>
       </w:r>
     </w:p>
     <w:p>
@@ -2606,7 +2606,7 @@
         <w:spacing w:after="120"/>
       </w:pPr>
       <w:r>
-        <w:t xml:space="preserve">Config: edit non-secret settings live — default AI tier, per-task model routing, enrichment toggles, threat-modeling toggle, scoring weights, and the ServiceNow push flag. Secrets are shown masked and read-only (they stay in the environment). Edits apply to the next scan and persist to config.overrides.json, layered over the base config on restart; POST is validated server-side and rejected with 400 on bad input.</w:t>
+        <w:t xml:space="preserve">Config: edit non-secret settings live — the repo source (Bitbucket/GitHub) and GitHub repo/org targets, default AI tier, per-task model routing, enrichment toggles, threat-modeling toggle, scoring weights, and the ServiceNow push flag/format. Secrets are shown masked and read-only (they stay in the environment). Edits apply to the next scan and persist to config.overrides.json, layered over the base config on restart; POST is validated server-side and rejected with 400 on bad input.</w:t>
       </w:r>
     </w:p>
     <w:p>

--- a/docs/DESIGN.docx
+++ b/docs/DESIGN.docx
@@ -927,7 +927,7 @@
       <w:r>
         <w:drawing>
           <wp:inline distT="0" distB="0" distL="0" distR="0">
-            <wp:extent cx="5943600" cy="3952875"/>
+            <wp:extent cx="5943600" cy="3619500"/>
             <wp:effectExtent t="0" r="0" b="0" l="0"/>
             <wp:docPr id="1" name="" descr="" title=""/>
             <wp:cNvGraphicFramePr>
@@ -952,7 +952,7 @@
                   <pic:spPr bwMode="auto">
                     <a:xfrm>
                       <a:off x="0" y="0"/>
-                      <a:ext cx="5943600" cy="3952875"/>
+                      <a:ext cx="5943600" cy="3619500"/>
                     </a:xfrm>
                     <a:prstGeom prst="rect">
                       <a:avLst/>
@@ -1661,6 +1661,14 @@
         <w:spacing w:after="120"/>
       </w:pPr>
       <w:r>
+        <w:t xml:space="preserve">Findings sources are pluggable. Beyond Snyk/Xray (SCA/CVE), a third source — Hadrian OpenHack (connectors/openhack.py) — ingests whitebox source-review findings from an OpenHack run directory (finding-candidates/*.json). These are first-party source issues with no CVE (dedup keys on title + path); they carry severity, target path, description, remediation, and OWASP/CWE-class tags, and flow through the same normalize -&gt; dedup -&gt; score -&gt; triage path — giving codescan findings for repos the SCA/CVE scanners never covered. codescan can ingest an existing run, or auto-invoke OpenHack during a live scan (openhack_runner.py): with openhack.auto it clones the repo and runs a configured command ({repo_path}/{output_dir} substituted, AI-provider env passed through), then ingests the output — the command is configurable because OpenHack is a multi-phase agentic tool with its own LLM setup.</w:t>
+      </w:r>
+    </w:p>
+    <w:p>
+      <w:pPr>
+        <w:spacing w:after="120"/>
+      </w:pPr>
+      <w:r>
         <w:t xml:space="preserve">The repo inventory (scan surface) comes from a pluggable SCM source: Bitbucket Data Center (bitbucket.py) or GitHub / GitHub Enterprise Server (github.py), selected by source.provider (editable in the config UI). Both emit the same Repo list; GitHub's identity is owner/name (its full_name), so Snyk/Xray findings anchor to the same repo regardless of provider. Repo mapping (Snyk projects / Xray builds back to repos) is the documented integration point to harden for production.</w:t>
       </w:r>
     </w:p>
@@ -1838,7 +1846,7 @@
         <w:spacing w:after="80" w:before="180"/>
       </w:pPr>
       <w:r>
-        <w:t xml:space="preserve">5.5 Model routing (llm.py)</w:t>
+        <w:t xml:space="preserve">5.5 Model routing + multi-provider harness (llm.py, providers/)</w:t>
       </w:r>
     </w:p>
     <w:p>
@@ -1846,7 +1854,7 @@
         <w:spacing w:after="120"/>
       </w:pPr>
       <w:r>
-        <w:t xml:space="preserve">Different tasks need different intelligence tiers. ModelRouter resolves a task name to a ModelSpec (model + effort + token budget); LLMClient adapts each request to the model's capabilities so callers never have to.</w:t>
+        <w:t xml:space="preserve">Every AI stage runs through a provider harness (providers/): each supplier — anthropic (native structured outputs, adaptive thinking, effort, Fable fallbacks), openai (and any OpenAI-compatible endpoint via OPENAI_BASE_URL), google (Gemini) — implements the same complete_json contract. Non-Anthropic SDKs are imported lazily, so they are optional deps. ModelRouter resolves a task to a ModelSpec (provider + model + effort + token budget) and LLMClient dispatches to the resolved supplier, so a task can run on any model from any supplier, set in config.</w:t>
       </w:r>
     </w:p>
     <w:tbl>

--- a/docs/DESIGN.docx
+++ b/docs/DESIGN.docx
@@ -421,7 +421,7 @@
         <w:spacing w:after="40"/>
       </w:pPr>
       <w:r>
-        <w:t xml:space="preserve">A validation lifecycle that survives re-scans (analyst decisions are sticky).</w:t>
+        <w:t xml:space="preserve">A validation lifecycle that survives rescans (analyst decisions are persisted).</w:t>
       </w:r>
     </w:p>
     <w:p>
@@ -447,7 +447,7 @@
         <w:spacing w:after="40"/>
       </w:pPr>
       <w:r>
-        <w:t xml:space="preserve">Cost-appropriate model use: cheap models for mechanical work, deep models for reasoning.</w:t>
+        <w:t xml:space="preserve">Cost-appropriate model use: lower-cost models for mechanical work, deep models for reasoning.</w:t>
       </w:r>
     </w:p>
     <w:p>
@@ -766,7 +766,7 @@
                 <w:sz w:val="20"/>
                 <w:szCs w:val="20"/>
               </w:rPr>
-              <w:t xml:space="preserve">validation.py + models.py — lifecycle + sticky state store + VR state mapping.</w:t>
+              <w:t xml:space="preserve">validation.py + models.py — lifecycle + persistent state store + VR state mapping.</w:t>
             </w:r>
           </w:p>
         </w:tc>
@@ -812,7 +812,7 @@
                 <w:sz w:val="20"/>
                 <w:szCs w:val="20"/>
               </w:rPr>
-              <w:t xml:space="preserve">dedup.py (deterministic) + dedup_ai.py (semantic, cheap tier).</w:t>
+              <w:t xml:space="preserve">dedup.py (deterministic) + dedup_ai.py (semantic, lower-cost tier).</w:t>
             </w:r>
           </w:p>
         </w:tc>
@@ -927,7 +927,7 @@
       <w:r>
         <w:drawing>
           <wp:inline distT="0" distB="0" distL="0" distR="0">
-            <wp:extent cx="5943600" cy="3619500"/>
+            <wp:extent cx="5943600" cy="3590925"/>
             <wp:effectExtent t="0" r="0" b="0" l="0"/>
             <wp:docPr id="1" name="" descr="" title=""/>
             <wp:cNvGraphicFramePr>
@@ -952,7 +952,7 @@
                   <pic:spPr bwMode="auto">
                     <a:xfrm>
                       <a:off x="0" y="0"/>
-                      <a:ext cx="5943600" cy="3619500"/>
+                      <a:ext cx="5943600" cy="3590925"/>
                     </a:xfrm>
                     <a:prstGeom prst="rect">
                       <a:avLst/>
@@ -1130,7 +1130,7 @@
                 <w:sz w:val="20"/>
                 <w:szCs w:val="20"/>
               </w:rPr>
-              <w:t xml:space="preserve">connectors/</w:t>
+              <w:t xml:space="preserve">connectors/, openhack_engine.py, openhack_runner.py</w:t>
             </w:r>
           </w:p>
         </w:tc>
@@ -1152,7 +1152,7 @@
                 <w:sz w:val="20"/>
                 <w:szCs w:val="20"/>
               </w:rPr>
-              <w:t xml:space="preserve">Talk to external systems; emit/consume raw scanner shapes.</w:t>
+              <w:t xml:space="preserve">External systems; raw scanner shapes; in-process whitebox review.</w:t>
             </w:r>
           </w:p>
         </w:tc>
@@ -1220,7 +1220,7 @@
                 <w:sz w:val="20"/>
                 <w:szCs w:val="20"/>
               </w:rPr>
-              <w:t xml:space="preserve">Canonical Finding, fingerprinting, state enums.</w:t>
+              <w:t xml:space="preserve">Canonical Finding, fingerprinting, state enums, difficulty signals.</w:t>
             </w:r>
           </w:p>
         </w:tc>
@@ -1334,7 +1334,7 @@
                 <w:sz w:val="20"/>
                 <w:szCs w:val="20"/>
               </w:rPr>
-              <w:t xml:space="preserve">llm.py</w:t>
+              <w:t xml:space="preserve">llm.py, providers/, concurrency.py</w:t>
             </w:r>
           </w:p>
         </w:tc>
@@ -1356,7 +1356,7 @@
                 <w:sz w:val="20"/>
                 <w:szCs w:val="20"/>
               </w:rPr>
-              <w:t xml:space="preserve">Model routing + structured-output client.</w:t>
+              <w:t xml:space="preserve">Model routing (+ auto-route), multi-provider client, bounded parallelism.</w:t>
             </w:r>
           </w:p>
         </w:tc>
@@ -1661,7 +1661,15 @@
         <w:spacing w:after="120"/>
       </w:pPr>
       <w:r>
-        <w:t xml:space="preserve">Findings sources are pluggable. Beyond Snyk/Xray (SCA/CVE), a third source — Hadrian OpenHack (connectors/openhack.py) — ingests whitebox source-review findings from an OpenHack run directory (finding-candidates/*.json). These are first-party source issues with no CVE (dedup keys on title + path); they carry severity, target path, description, remediation, and OWASP/CWE-class tags, and flow through the same normalize -&gt; dedup -&gt; score -&gt; triage path — giving codescan findings for repos the SCA/CVE scanners never covered. codescan can ingest an existing run, or auto-invoke OpenHack during a live scan (openhack_runner.py): with openhack.auto it clones the repo and runs a configured command ({repo_path}/{output_dir} substituted, AI-provider env passed through), then ingests the output — the command is configurable because OpenHack is a multi-phase agentic tool with its own LLM setup.</w:t>
+        <w:t xml:space="preserve">Findings sources are pluggable. Beyond Snyk/Xray (SCA/CVE), a third source — OpenHack (connectors/openhack.py) — ingests whitebox source-review findings (finding-candidates/*.json). These are first-party source issues with no CVE (dedup keys on title + path); they carry severity, target path, description, remediation, and OWASP/CWE-class tags, and flow through the same normalize -&gt; dedup -&gt; score -&gt; triage path — giving codescan findings for repos the SCA/CVE scanners never covered. Three ways to produce them: (1) Built-in engine (default auto) — openhack_engine.py runs an in-process whitebox review over a cloned repo using codescan's own LLM harness, no external tool; it walks the source, skips dependency/build/VCS dirs, reviews security-relevant files first, batches source, and asks the model (openhack task) for concrete, code-grounded vulnerabilities, writing OpenHack-schema candidates. (2) External command — openhack.command shells out to a separate OpenHack install ({repo_path}/{output_dir} substituted, AI env passed through); openhack_runner.py clones and dispatches to either path. (3) Ingest an existing run directory.</w:t>
+      </w:r>
+    </w:p>
+    <w:p>
+      <w:pPr>
+        <w:spacing w:after="120"/>
+      </w:pPr>
+      <w:r>
+        <w:t xml:space="preserve">Multiple review passes (recall). AI source review is non-deterministic, so the built-in engine runs openhack.passes independent passes (default 2) and unions the results — a vulnerability found in any pass is reported, so more passes miss fewer. Duplicates across passes are consolidated on (file, vulnerability class, title), keeping the strongest severity/confidence seen and recording cross-pass agreement: seen in every pass -&gt; tag corroborated, seen once -&gt; single-pass, with an 'identified in N of M passes' note that survives to the Finding as a confidence signal.</w:t>
       </w:r>
     </w:p>
     <w:p>
@@ -1704,7 +1712,7 @@
         <w:spacing w:after="40"/>
       </w:pPr>
       <w:r>
-        <w:t xml:space="preserve">Semantic (dedup_ai.py, optional, cheap tier) — catches cross-scanner duplicates the fingerprint misses (same weakness, divergent identifiers). Deliberately narrow: only compares findings in the same repo + same component, and only merges what the model marks as clearly the same vulnerability.</w:t>
+        <w:t xml:space="preserve">Semantic (dedup_ai.py, optional, lower-cost tier) — catches cross-scanner duplicates the fingerprint misses (same weakness, divergent identifiers). Deliberately narrow: only compares findings in the same repo + same component, and only merges what the model marks as clearly the same vulnerability.</w:t>
       </w:r>
     </w:p>
     <w:p>
@@ -1773,7 +1781,7 @@
         <w:spacing w:after="40"/>
       </w:pPr>
       <w:r>
-        <w:t xml:space="preserve">AI enrichment (optional, cheap tier) — remediation guidance + categorization tags, plus a reachability judgement when the scanner gave none. Complements the exploitability engine; routed to the enrichment task (Haiku by default).</w:t>
+        <w:t xml:space="preserve">AI enrichment (optional, lower-cost tier) — remediation guidance + categorization tags, plus a reachability judgement when the scanner gave none. Complements the exploitability engine; routed to the enrichment task (Haiku by default).</w:t>
       </w:r>
     </w:p>
     <w:p>
@@ -1967,7 +1975,7 @@
                 <w:sz w:val="20"/>
                 <w:szCs w:val="20"/>
               </w:rPr>
-              <w:t xml:space="preserve">dedup</w:t>
+              <w:t xml:space="preserve">dedup / enrichment</w:t>
             </w:r>
           </w:p>
         </w:tc>
@@ -2011,7 +2019,7 @@
                 <w:sz w:val="20"/>
                 <w:szCs w:val="20"/>
               </w:rPr>
-              <w:t xml:space="preserve">Mechanical "same vuln?" judgement.</w:t>
+              <w:t xml:space="preserve">Mechanical judgement.</w:t>
             </w:r>
           </w:p>
         </w:tc>
@@ -2103,6 +2111,74 @@
                 <w:sz w:val="20"/>
                 <w:szCs w:val="20"/>
               </w:rPr>
+              <w:t xml:space="preserve">threat_model / openhack</w:t>
+            </w:r>
+          </w:p>
+        </w:tc>
+        <w:tc>
+          <w:tcPr>
+            <w:tcW w:type="dxa" w:w="3200"/>
+            <w:tcMar>
+              <w:top w:type="dxa" w:w="40"/>
+              <w:left w:type="dxa" w:w="80"/>
+              <w:bottom w:type="dxa" w:w="40"/>
+              <w:right w:type="dxa" w:w="80"/>
+            </w:tcMar>
+          </w:tcPr>
+          <w:p>
+            <w:r>
+              <w:rPr>
+                <w:b w:val="false"/>
+                <w:bCs w:val="false"/>
+                <w:sz w:val="20"/>
+                <w:szCs w:val="20"/>
+              </w:rPr>
+              <w:t xml:space="preserve">default tier (ai.model)</w:t>
+            </w:r>
+          </w:p>
+        </w:tc>
+        <w:tc>
+          <w:tcPr>
+            <w:tcW w:type="dxa" w:w="4160"/>
+            <w:tcMar>
+              <w:top w:type="dxa" w:w="40"/>
+              <w:left w:type="dxa" w:w="80"/>
+              <w:bottom w:type="dxa" w:w="40"/>
+              <w:right w:type="dxa" w:w="80"/>
+            </w:tcMar>
+          </w:tcPr>
+          <w:p>
+            <w:r>
+              <w:rPr>
+                <w:b w:val="false"/>
+                <w:bCs w:val="false"/>
+                <w:sz w:val="20"/>
+                <w:szCs w:val="20"/>
+              </w:rPr>
+              <w:t xml:space="preserve">Deep reasoning; route to Sonnet for cost.</w:t>
+            </w:r>
+          </w:p>
+        </w:tc>
+      </w:tr>
+      <w:tr>
+        <w:tc>
+          <w:tcPr>
+            <w:tcW w:type="dxa" w:w="2000"/>
+            <w:tcMar>
+              <w:top w:type="dxa" w:w="40"/>
+              <w:left w:type="dxa" w:w="80"/>
+              <w:bottom w:type="dxa" w:w="40"/>
+              <w:right w:type="dxa" w:w="80"/>
+            </w:tcMar>
+          </w:tcPr>
+          <w:p>
+            <w:r>
+              <w:rPr>
+                <w:b w:val="false"/>
+                <w:bCs w:val="false"/>
+                <w:sz w:val="20"/>
+                <w:szCs w:val="20"/>
+              </w:rPr>
               <w:t xml:space="preserve">(other)</w:t>
             </w:r>
           </w:p>
@@ -2159,6 +2235,22 @@
       </w:pPr>
       <w:r>
         <w:t xml:space="preserve">The client omits effort / adaptive thinking for models that don't support them (Haiku) and enables server-side refusal fallbacks for Fable/Mythos (security tooling can trip false-positive classifier refusals; the request transparently re-serves on Opus 4.8). Config ai.tasks.&lt;name&gt; overrides any field per task. Adding a new AI stage is a one-liner.</w:t>
+      </w:r>
+    </w:p>
+    <w:p>
+      <w:pPr>
+        <w:spacing w:after="120"/>
+      </w:pPr>
+      <w:r>
+        <w:t xml:space="preserve">Silent adaptive routing (ai.auto_route, off by default). When enabled, each AI call is nudged up or down an Anthropic capability ladder — Haiku -&gt; Sonnet -&gt; Opus -&gt; Fable — relative to its configured tier, by a difficulty signal the calling stage computes (group_difficulty / size_difficulty): a single low-severity finding downgrades (cheaper), while a KEV / multi-critical / large group upgrades (stronger). It only shifts Anthropic ladder models — custom ids and other suppliers are untouched — and clamps at both ends. Enabling it is the operator's explicit opt-in; thereafter it applies silently per call.</w:t>
+      </w:r>
+    </w:p>
+    <w:p>
+      <w:pPr>
+        <w:spacing w:after="120"/>
+      </w:pPr>
+      <w:r>
+        <w:t xml:space="preserve">Bounded concurrency (ai.max_concurrency, default 4). The per-service AI calls (exploitability, threat modeling, enrichment, dedup) are independent, so the pipeline runs up to max_concurrency at once (concurrency.py, order-preserving map_workers) — compute in parallel, apply sequentially, so output stays deterministic. Latency-only (same requests, same cost), bounded to respect provider rate limits. Prompt caching is deliberately omitted: the static system prompts sit below the model's minimum cacheable-prefix size and payloads differ, so a cache breakpoint would never hit.</w:t>
       </w:r>
     </w:p>
     <w:p>
@@ -2564,7 +2656,7 @@
         <w:spacing w:after="120"/>
       </w:pPr>
       <w:r>
-        <w:t xml:space="preserve">Internal lifecycle mapped to ServiceNow VR states on export: new -&gt; under_investigation -&gt; confirmed / false_positive / risk_accepted / duplicate / resolved. The pipeline proposes a conservative initial state; a human confirms or overrides. Stickiness is the important property: the StateStore persists each decision keyed by fingerprint and tags whether a human set it. On re-scan, any manual decision or terminal closure is honored and never re-opened — analyst effort is never silently discarded.</w:t>
+        <w:t xml:space="preserve">Internal lifecycle mapped to ServiceNow VR states on export: new -&gt; under_investigation -&gt; confirmed / false_positive / risk_accepted / duplicate / resolved. The pipeline proposes a conservative initial state; a human confirms or overrides. Persistence is the important property: the StateStore persists each decision keyed by fingerprint and tags whether a human set it. On rescan, any manual decision or terminal closure is honored and never re-opened — analyst effort is never silently discarded.</w:t>
       </w:r>
     </w:p>
     <w:p>
@@ -2598,7 +2690,7 @@
         <w:spacing w:after="120"/>
       </w:pPr>
       <w:r>
-        <w:t xml:space="preserve">A FastAPI backend holds the latest result in memory; the frontend is a single dependency-free HTML page with four views, plus GET /api/export for JSON/CSV downloads. Overview: the landing page — run status (source, mode, last run), key metrics, a severity breakdown, quick actions (run, download JSON/CSV, jump to a tab), and an in-app usage guide, making the UI a complete usage surface with no CLI required. Findings: the triage queue with filters, signal badges, a per-finding detail drawer (CVSS vector, EPSS, reachability, provenance, rationale, remediation, tags, threats, chains), and inline validation-state editing that persists to the sticky store.</w:t>
+        <w:t xml:space="preserve">A FastAPI backend holds the latest result in memory; the frontend is a single dependency-free HTML page with four views, plus GET /api/export for JSON/CSV downloads. Overview: the landing page — run status (source, mode, last run), key metrics, a severity breakdown, quick actions (run, download JSON/CSV, jump to a tab), and an in-app usage guide, making the UI a complete usage surface with no CLI required. Findings: the triage queue with filters, signal badges, a per-finding detail drawer (CVSS vector, EPSS, reachability, provenance, rationale, remediation, tags, threats, chains), and inline validation-state editing that persists to the persistent store.</w:t>
       </w:r>
     </w:p>
     <w:p>
@@ -3322,6 +3414,278 @@
                 <w:sz w:val="20"/>
                 <w:szCs w:val="20"/>
               </w:rPr>
+              <w:t xml:space="preserve">Built-in in-process OpenHack engine</w:t>
+            </w:r>
+          </w:p>
+        </w:tc>
+        <w:tc>
+          <w:tcPr>
+            <w:tcW w:type="dxa" w:w="2700"/>
+            <w:tcMar>
+              <w:top w:type="dxa" w:w="40"/>
+              <w:left w:type="dxa" w:w="80"/>
+              <w:bottom w:type="dxa" w:w="40"/>
+              <w:right w:type="dxa" w:w="80"/>
+            </w:tcMar>
+          </w:tcPr>
+          <w:p>
+            <w:r>
+              <w:rPr>
+                <w:b w:val="false"/>
+                <w:bCs w:val="false"/>
+                <w:sz w:val="20"/>
+                <w:szCs w:val="20"/>
+              </w:rPr>
+              <w:t xml:space="preserve">Require an external OpenHack install</w:t>
+            </w:r>
+          </w:p>
+        </w:tc>
+        <w:tc>
+          <w:tcPr>
+            <w:tcW w:type="dxa" w:w="4160"/>
+            <w:tcMar>
+              <w:top w:type="dxa" w:w="40"/>
+              <w:left w:type="dxa" w:w="80"/>
+              <w:bottom w:type="dxa" w:w="40"/>
+              <w:right w:type="dxa" w:w="80"/>
+            </w:tcMar>
+          </w:tcPr>
+          <w:p>
+            <w:r>
+              <w:rPr>
+                <w:b w:val="false"/>
+                <w:bCs w:val="false"/>
+                <w:sz w:val="20"/>
+                <w:szCs w:val="20"/>
+              </w:rPr>
+              <w:t xml:space="preserve">"Auto" mode works with no extra tooling; external command stays as an override.</w:t>
+            </w:r>
+          </w:p>
+        </w:tc>
+      </w:tr>
+      <w:tr>
+        <w:tc>
+          <w:tcPr>
+            <w:tcW w:type="dxa" w:w="2500"/>
+            <w:tcMar>
+              <w:top w:type="dxa" w:w="40"/>
+              <w:left w:type="dxa" w:w="80"/>
+              <w:bottom w:type="dxa" w:w="40"/>
+              <w:right w:type="dxa" w:w="80"/>
+            </w:tcMar>
+          </w:tcPr>
+          <w:p>
+            <w:r>
+              <w:rPr>
+                <w:b w:val="false"/>
+                <w:bCs w:val="false"/>
+                <w:sz w:val="20"/>
+                <w:szCs w:val="20"/>
+              </w:rPr>
+              <w:t xml:space="preserve">Multi-pass whitebox review (default 2)</w:t>
+            </w:r>
+          </w:p>
+        </w:tc>
+        <w:tc>
+          <w:tcPr>
+            <w:tcW w:type="dxa" w:w="2700"/>
+            <w:tcMar>
+              <w:top w:type="dxa" w:w="40"/>
+              <w:left w:type="dxa" w:w="80"/>
+              <w:bottom w:type="dxa" w:w="40"/>
+              <w:right w:type="dxa" w:w="80"/>
+            </w:tcMar>
+          </w:tcPr>
+          <w:p>
+            <w:r>
+              <w:rPr>
+                <w:b w:val="false"/>
+                <w:bCs w:val="false"/>
+                <w:sz w:val="20"/>
+                <w:szCs w:val="20"/>
+              </w:rPr>
+              <w:t xml:space="preserve">Single pass</w:t>
+            </w:r>
+          </w:p>
+        </w:tc>
+        <w:tc>
+          <w:tcPr>
+            <w:tcW w:type="dxa" w:w="4160"/>
+            <w:tcMar>
+              <w:top w:type="dxa" w:w="40"/>
+              <w:left w:type="dxa" w:w="80"/>
+              <w:bottom w:type="dxa" w:w="40"/>
+              <w:right w:type="dxa" w:w="80"/>
+            </w:tcMar>
+          </w:tcPr>
+          <w:p>
+            <w:r>
+              <w:rPr>
+                <w:b w:val="false"/>
+                <w:bCs w:val="false"/>
+                <w:sz w:val="20"/>
+                <w:szCs w:val="20"/>
+              </w:rPr>
+              <w:t xml:space="preserve">AI review is non-deterministic; unioning passes raises recall; agreement is a confidence signal.</w:t>
+            </w:r>
+          </w:p>
+        </w:tc>
+      </w:tr>
+      <w:tr>
+        <w:tc>
+          <w:tcPr>
+            <w:tcW w:type="dxa" w:w="2500"/>
+            <w:tcMar>
+              <w:top w:type="dxa" w:w="40"/>
+              <w:left w:type="dxa" w:w="80"/>
+              <w:bottom w:type="dxa" w:w="40"/>
+              <w:right w:type="dxa" w:w="80"/>
+            </w:tcMar>
+          </w:tcPr>
+          <w:p>
+            <w:r>
+              <w:rPr>
+                <w:b w:val="false"/>
+                <w:bCs w:val="false"/>
+                <w:sz w:val="20"/>
+                <w:szCs w:val="20"/>
+              </w:rPr>
+              <w:t xml:space="preserve">Opt-in silent auto-route</w:t>
+            </w:r>
+          </w:p>
+        </w:tc>
+        <w:tc>
+          <w:tcPr>
+            <w:tcW w:type="dxa" w:w="2700"/>
+            <w:tcMar>
+              <w:top w:type="dxa" w:w="40"/>
+              <w:left w:type="dxa" w:w="80"/>
+              <w:bottom w:type="dxa" w:w="40"/>
+              <w:right w:type="dxa" w:w="80"/>
+            </w:tcMar>
+          </w:tcPr>
+          <w:p>
+            <w:r>
+              <w:rPr>
+                <w:b w:val="false"/>
+                <w:bCs w:val="false"/>
+                <w:sz w:val="20"/>
+                <w:szCs w:val="20"/>
+              </w:rPr>
+              <w:t xml:space="preserve">Fixed tiers; or always-on downgrade</w:t>
+            </w:r>
+          </w:p>
+        </w:tc>
+        <w:tc>
+          <w:tcPr>
+            <w:tcW w:type="dxa" w:w="4160"/>
+            <w:tcMar>
+              <w:top w:type="dxa" w:w="40"/>
+              <w:left w:type="dxa" w:w="80"/>
+              <w:bottom w:type="dxa" w:w="40"/>
+              <w:right w:type="dxa" w:w="80"/>
+            </w:tcMar>
+          </w:tcPr>
+          <w:p>
+            <w:r>
+              <w:rPr>
+                <w:b w:val="false"/>
+                <w:bCs w:val="false"/>
+                <w:sz w:val="20"/>
+                <w:szCs w:val="20"/>
+              </w:rPr>
+              <w:t xml:space="preserve">Adapts cost/quality per call by difficulty; opt-in keeps the default deterministic.</w:t>
+            </w:r>
+          </w:p>
+        </w:tc>
+      </w:tr>
+      <w:tr>
+        <w:tc>
+          <w:tcPr>
+            <w:tcW w:type="dxa" w:w="2500"/>
+            <w:tcMar>
+              <w:top w:type="dxa" w:w="40"/>
+              <w:left w:type="dxa" w:w="80"/>
+              <w:bottom w:type="dxa" w:w="40"/>
+              <w:right w:type="dxa" w:w="80"/>
+            </w:tcMar>
+          </w:tcPr>
+          <w:p>
+            <w:r>
+              <w:rPr>
+                <w:b w:val="false"/>
+                <w:bCs w:val="false"/>
+                <w:sz w:val="20"/>
+                <w:szCs w:val="20"/>
+              </w:rPr>
+              <w:t xml:space="preserve">Bounded concurrency across per-service calls</w:t>
+            </w:r>
+          </w:p>
+        </w:tc>
+        <w:tc>
+          <w:tcPr>
+            <w:tcW w:type="dxa" w:w="2700"/>
+            <w:tcMar>
+              <w:top w:type="dxa" w:w="40"/>
+              <w:left w:type="dxa" w:w="80"/>
+              <w:bottom w:type="dxa" w:w="40"/>
+              <w:right w:type="dxa" w:w="80"/>
+            </w:tcMar>
+          </w:tcPr>
+          <w:p>
+            <w:r>
+              <w:rPr>
+                <w:b w:val="false"/>
+                <w:bCs w:val="false"/>
+                <w:sz w:val="20"/>
+                <w:szCs w:val="20"/>
+              </w:rPr>
+              <w:t xml:space="preserve">Sequential</w:t>
+            </w:r>
+          </w:p>
+        </w:tc>
+        <w:tc>
+          <w:tcPr>
+            <w:tcW w:type="dxa" w:w="4160"/>
+            <w:tcMar>
+              <w:top w:type="dxa" w:w="40"/>
+              <w:left w:type="dxa" w:w="80"/>
+              <w:bottom w:type="dxa" w:w="40"/>
+              <w:right w:type="dxa" w:w="80"/>
+            </w:tcMar>
+          </w:tcPr>
+          <w:p>
+            <w:r>
+              <w:rPr>
+                <w:b w:val="false"/>
+                <w:bCs w:val="false"/>
+                <w:sz w:val="20"/>
+                <w:szCs w:val="20"/>
+              </w:rPr>
+              <w:t xml:space="preserve">Independent I/O-bound calls; parallelism cuts wall-clock time, deterministic apply, no cost change.</w:t>
+            </w:r>
+          </w:p>
+        </w:tc>
+      </w:tr>
+      <w:tr>
+        <w:tc>
+          <w:tcPr>
+            <w:tcW w:type="dxa" w:w="2500"/>
+            <w:tcMar>
+              <w:top w:type="dxa" w:w="40"/>
+              <w:left w:type="dxa" w:w="80"/>
+              <w:bottom w:type="dxa" w:w="40"/>
+              <w:right w:type="dxa" w:w="80"/>
+            </w:tcMar>
+          </w:tcPr>
+          <w:p>
+            <w:r>
+              <w:rPr>
+                <w:b w:val="false"/>
+                <w:bCs w:val="false"/>
+                <w:sz w:val="20"/>
+                <w:szCs w:val="20"/>
+              </w:rPr>
               <w:t xml:space="preserve">Composite score with KEV floor</w:t>
             </w:r>
           </w:p>
@@ -3390,7 +3754,7 @@
                 <w:sz w:val="20"/>
                 <w:szCs w:val="20"/>
               </w:rPr>
-              <w:t xml:space="preserve">Sticky, human-tagged states</w:t>
+              <w:t xml:space="preserve">Persistent, human-tagged states</w:t>
             </w:r>
           </w:p>
         </w:tc>
@@ -3434,7 +3798,7 @@
                 <w:sz w:val="20"/>
                 <w:szCs w:val="20"/>
               </w:rPr>
-              <w:t xml:space="preserve">Analyst decisions survive re-scans; proposals stay re-derivable.</w:t>
+              <w:t xml:space="preserve">Analyst decisions survive rescans; proposals stay re-derivable.</w:t>
             </w:r>
           </w:p>
         </w:tc>
@@ -4043,7 +4407,7 @@
         <w:spacing w:after="40"/>
       </w:pPr>
       <w:r>
-        <w:t xml:space="preserve">LLM calls are the cost/latency driver but are bounded by service, not finding count — a repo with 500 findings is one exploitability call, not 500. Cheap-tier routing keeps mechanical calls inexpensive.</w:t>
+        <w:t xml:space="preserve">LLM calls are the cost/latency driver but are bounded by service, not finding count — a repo with 500 findings is one exploitability call, not 500. Lower-cost routing keeps mechanical calls inexpensive.</w:t>
       </w:r>
     </w:p>
     <w:p>
@@ -4143,7 +4507,7 @@
         <w:spacing w:after="40"/>
       </w:pPr>
       <w:r>
-        <w:t xml:space="preserve">AI concurrency — per-service calls are serial today; parallelizing or the Batches API would cut wall-clock time.</w:t>
+        <w:t xml:space="preserve">AI concurrency — per-service calls run with bounded parallelism (ai.max_concurrency); the Batches API would cut cost a further ~50% for non-latency-sensitive runs.</w:t>
       </w:r>
     </w:p>
     <w:p>
@@ -4191,33 +4555,59 @@
         <w:spacing w:after="40"/>
       </w:pPr>
       <w:r>
-        <w:t xml:space="preserve">Deterministic pipeline (tests/test_pipeline.py) — offline over fixtures: cross-scanner dedup, corroboration, reachability-driven scoring, validation states, ServiceNow shape, sticky closures.</w:t>
-      </w:r>
-    </w:p>
-    <w:p>
-      <w:pPr>
-        <w:pStyle w:val="ListParagraph"/>
-        <w:numPr>
-          <w:ilvl w:val="0"/>
-          <w:numId w:val="1"/>
-        </w:numPr>
-        <w:spacing w:after="40"/>
-      </w:pPr>
-      <w:r>
-        <w:t xml:space="preserve">Model router (tests/test_llm_router.py) — pure resolution logic (Haiku default, fallback, override precedence, partial-override inheritance).</w:t>
-      </w:r>
-    </w:p>
-    <w:p>
-      <w:pPr>
-        <w:pStyle w:val="ListParagraph"/>
-        <w:numPr>
-          <w:ilvl w:val="0"/>
-          <w:numId w:val="1"/>
-        </w:numPr>
-        <w:spacing w:after="40"/>
-      </w:pPr>
-      <w:r>
-        <w:t xml:space="preserve">Web API (tests/test_web.py) — FastAPI TestClient over state, scan, state-change (sticky across rescan), validation, and ServiceNow endpoints.</w:t>
+        <w:t xml:space="preserve">Deterministic pipeline (tests/test_pipeline.py) — offline over fixtures: cross-scanner dedup, corroboration, reachability-driven scoring, validation states, ServiceNow shape, persistent closures.</w:t>
+      </w:r>
+    </w:p>
+    <w:p>
+      <w:pPr>
+        <w:pStyle w:val="ListParagraph"/>
+        <w:numPr>
+          <w:ilvl w:val="0"/>
+          <w:numId w:val="1"/>
+        </w:numPr>
+        <w:spacing w:after="40"/>
+      </w:pPr>
+      <w:r>
+        <w:t xml:space="preserve">Model router (tests/test_llm_router.py) — pure resolution logic (Haiku default, fallback, override precedence, partial-override inheritance) plus auto-route (up/down ladder shift, end-clamping, custom-model and non-Anthropic passthrough).</w:t>
+      </w:r>
+    </w:p>
+    <w:p>
+      <w:pPr>
+        <w:pStyle w:val="ListParagraph"/>
+        <w:numPr>
+          <w:ilvl w:val="0"/>
+          <w:numId w:val="1"/>
+        </w:numPr>
+        <w:spacing w:after="40"/>
+      </w:pPr>
+      <w:r>
+        <w:t xml:space="preserve">OpenHack engine (tests/test_openhack_engine.py) — file selection, dependency-dir skipping, min-confidence, and multi-pass union + cross-pass agreement with a stubbed LLM; connector tag-merge in test_openhack.py.</w:t>
+      </w:r>
+    </w:p>
+    <w:p>
+      <w:pPr>
+        <w:pStyle w:val="ListParagraph"/>
+        <w:numPr>
+          <w:ilvl w:val="0"/>
+          <w:numId w:val="1"/>
+        </w:numPr>
+        <w:spacing w:after="40"/>
+      </w:pPr>
+      <w:r>
+        <w:t xml:space="preserve">Concurrency (tests/test_concurrency.py) — order preservation, genuine parallelism (barrier), single-item sequential fallback.</w:t>
+      </w:r>
+    </w:p>
+    <w:p>
+      <w:pPr>
+        <w:pStyle w:val="ListParagraph"/>
+        <w:numPr>
+          <w:ilvl w:val="0"/>
+          <w:numId w:val="1"/>
+        </w:numPr>
+        <w:spacing w:after="40"/>
+      </w:pPr>
+      <w:r>
+        <w:t xml:space="preserve">Web API (tests/test_web.py) — FastAPI TestClient over state, scan, state-change (persisted across rescan), validation, and ServiceNow endpoints.</w:t>
       </w:r>
     </w:p>
     <w:p>
@@ -4252,46 +4642,85 @@
         <w:spacing w:after="40"/>
       </w:pPr>
       <w:r>
-        <w:t xml:space="preserve">ai — default tier + per-task routing (tasks.dedup, tasks.exploitability).</w:t>
-      </w:r>
-    </w:p>
-    <w:p>
-      <w:pPr>
-        <w:pStyle w:val="ListParagraph"/>
-        <w:numPr>
-          <w:ilvl w:val="0"/>
-          <w:numId w:val="1"/>
-        </w:numPr>
-        <w:spacing w:after="40"/>
-      </w:pPr>
-      <w:r>
-        <w:t xml:space="preserve">bitbucket / snyk / xray — endpoints, tokens, project scoping, TLS.</w:t>
-      </w:r>
-    </w:p>
-    <w:p>
-      <w:pPr>
-        <w:pStyle w:val="ListParagraph"/>
-        <w:numPr>
-          <w:ilvl w:val="0"/>
-          <w:numId w:val="1"/>
-        </w:numPr>
-        <w:spacing w:after="40"/>
-      </w:pPr>
-      <w:r>
-        <w:t xml:space="preserve">servicenow — instance, credentials, push toggle, import table.</w:t>
-      </w:r>
-    </w:p>
-    <w:p>
-      <w:pPr>
-        <w:pStyle w:val="ListParagraph"/>
-        <w:numPr>
-          <w:ilvl w:val="0"/>
-          <w:numId w:val="1"/>
-        </w:numPr>
-        <w:spacing w:after="40"/>
-      </w:pPr>
-      <w:r>
-        <w:t xml:space="preserve">enrichment — KEV/EPSS feed URLs.</w:t>
+        <w:t xml:space="preserve">ai — default tier + per-task routing (tasks.&lt;name&gt;), plus max_concurrency (bounded parallelism) and auto_route (silent adaptive tier selection).</w:t>
+      </w:r>
+    </w:p>
+    <w:p>
+      <w:pPr>
+        <w:pStyle w:val="ListParagraph"/>
+        <w:numPr>
+          <w:ilvl w:val="0"/>
+          <w:numId w:val="1"/>
+        </w:numPr>
+        <w:spacing w:after="40"/>
+      </w:pPr>
+      <w:r>
+        <w:t xml:space="preserve">source / bitbucket / github — repo inventory (scan surface), tokens, scoping, TLS.</w:t>
+      </w:r>
+    </w:p>
+    <w:p>
+      <w:pPr>
+        <w:pStyle w:val="ListParagraph"/>
+        <w:numPr>
+          <w:ilvl w:val="0"/>
+          <w:numId w:val="1"/>
+        </w:numPr>
+        <w:spacing w:after="40"/>
+      </w:pPr>
+      <w:r>
+        <w:t xml:space="preserve">snyk / xray — findings endpoints, tokens, TLS.</w:t>
+      </w:r>
+    </w:p>
+    <w:p>
+      <w:pPr>
+        <w:pStyle w:val="ListParagraph"/>
+        <w:numPr>
+          <w:ilvl w:val="0"/>
+          <w:numId w:val="1"/>
+        </w:numPr>
+        <w:spacing w:after="40"/>
+      </w:pPr>
+      <w:r>
+        <w:t xml:space="preserve">openhack — whitebox review: enabled/findings_dir (ingest), auto/clone/command (run), and built-in-engine tuning (passes, max_files, max_file_bytes, min_confidence).</w:t>
+      </w:r>
+    </w:p>
+    <w:p>
+      <w:pPr>
+        <w:pStyle w:val="ListParagraph"/>
+        <w:numPr>
+          <w:ilvl w:val="0"/>
+          <w:numId w:val="1"/>
+        </w:numPr>
+        <w:spacing w:after="40"/>
+      </w:pPr>
+      <w:r>
+        <w:t xml:space="preserve">servicenow — instance, credentials, push toggle, import table, format.</w:t>
+      </w:r>
+    </w:p>
+    <w:p>
+      <w:pPr>
+        <w:pStyle w:val="ListParagraph"/>
+        <w:numPr>
+          <w:ilvl w:val="0"/>
+          <w:numId w:val="1"/>
+        </w:numPr>
+        <w:spacing w:after="40"/>
+      </w:pPr>
+      <w:r>
+        <w:t xml:space="preserve">enrichment — KEV/EPSS feed URLs + per-enricher toggles.</w:t>
+      </w:r>
+    </w:p>
+    <w:p>
+      <w:pPr>
+        <w:pStyle w:val="ListParagraph"/>
+        <w:numPr>
+          <w:ilvl w:val="0"/>
+          <w:numId w:val="1"/>
+        </w:numPr>
+        <w:spacing w:after="40"/>
+      </w:pPr>
+      <w:r>
+        <w:t xml:space="preserve">threat_model — enabled.</w:t>
       </w:r>
     </w:p>
     <w:p>

--- a/docs/DESIGN.docx
+++ b/docs/DESIGN.docx
@@ -2791,7 +2791,7 @@
         <w:spacing w:after="120"/>
       </w:pPr>
       <w:r>
-        <w:t xml:space="preserve">Optional (threat_model.enabled), per-service, routed to the threat_model task (the default deep tier unless overridden), and emits a threat_models.json artifact alongside the ServiceNow export. Threats reference findings by ID, so the UI cross-links both directions.</w:t>
+        <w:t xml:space="preserve">On by default (threat_model.enabled; only runs when the AI stages are enabled — set false to skip the extra per-service call), per-service, routed to the threat_model task (the default deep tier unless overridden), and emits a threat_models.json artifact alongside the ServiceNow export. Threats reference findings by ID, so the UI cross-links both directions.</w:t>
       </w:r>
     </w:p>
     <w:p>

--- a/docs/DESIGN.docx
+++ b/docs/DESIGN.docx
@@ -3959,20 +3959,20 @@
         <w:spacing w:after="40"/>
       </w:pPr>
       <w:r>
-        <w:t xml:space="preserve">What leaves the environment — the exploitability engine sends finding metadata (titles, CVEs, package coordinates, descriptions, deterministic signals) to the Anthropic API, not source code. Stricter deployments can run --no-ai (fully deterministic) or route to an approved Anthropic deployment.</w:t>
-      </w:r>
-    </w:p>
-    <w:p>
-      <w:pPr>
-        <w:pStyle w:val="ListParagraph"/>
-        <w:numPr>
-          <w:ilvl w:val="0"/>
-          <w:numId w:val="1"/>
-        </w:numPr>
-        <w:spacing w:after="40"/>
-      </w:pPr>
-      <w:r>
-        <w:t xml:space="preserve">Secrets — all credentials are injected via env vars / ${ENV} interpolation; none are committed. .gitignore excludes .env and generated output.</w:t>
+        <w:t xml:space="preserve">What leaves the environment — the exploitability, threat-modeling, dedup, and enrichment stages send finding metadata (titles, CVEs, package coordinates, descriptions, deterministic signals) to the model API, not source code. The exception is the built-in OpenHack engine, whose whole purpose is whitebox review: it sends selected first-party source file contents (off unless openhack.auto; bounded by max_files/max_file_bytes). Stricter deployments can run --no-ai, disable OpenHack while keeping the metadata-only stages, or route to an approved deployment.</w:t>
+      </w:r>
+    </w:p>
+    <w:p>
+      <w:pPr>
+        <w:pStyle w:val="ListParagraph"/>
+        <w:numPr>
+          <w:ilvl w:val="0"/>
+          <w:numId w:val="1"/>
+        </w:numPr>
+        <w:spacing w:after="40"/>
+      </w:pPr>
+      <w:r>
+        <w:t xml:space="preserve">Secrets — all credentials are injected via env vars / ${ENV} interpolation; none are committed. .gitignore excludes .env and generated output. Optionally fetched from HashiCorp Vault (vault.enabled, vault.py): KV secrets are injected into the environment before interpolation (token or AppRole auth, KV v1/v2, existing env wins unless override_env); Vault's own bootstrap creds come from the environment.</w:t>
       </w:r>
     </w:p>
     <w:p>
@@ -4695,6 +4695,19 @@
       </w:pPr>
       <w:r>
         <w:t xml:space="preserve">servicenow — instance, credentials, push toggle, import table, format.</w:t>
+      </w:r>
+    </w:p>
+    <w:p>
+      <w:pPr>
+        <w:pStyle w:val="ListParagraph"/>
+        <w:numPr>
+          <w:ilvl w:val="0"/>
+          <w:numId w:val="1"/>
+        </w:numPr>
+        <w:spacing w:after="40"/>
+      </w:pPr>
+      <w:r>
+        <w:t xml:space="preserve">vault — optional HashiCorp Vault secret source: enabled, address, auth (token/approle), kv_mount/kv_version, paths, override_env.</w:t>
       </w:r>
     </w:p>
     <w:p>

--- a/docs/DESIGN.docx
+++ b/docs/DESIGN.docx
@@ -4016,6 +4016,32 @@
     </w:p>
     <w:p>
       <w:pPr>
+        <w:pStyle w:val="ListParagraph"/>
+        <w:numPr>
+          <w:ilvl w:val="0"/>
+          <w:numId w:val="1"/>
+        </w:numPr>
+        <w:spacing w:after="40"/>
+      </w:pPr>
+      <w:r>
+        <w:t xml:space="preserve">Optional API-token guard — CODESCAN_API_TOKEN guards /api/* (Authorization: Bearer, X-API-Token, or a cookie set from /?token=) with a constant-time compare; healthz and the static shell stay open. Defense in depth for accidental exposure; SSO/RBAC belongs at the reverse proxy.</w:t>
+      </w:r>
+    </w:p>
+    <w:p>
+      <w:pPr>
+        <w:pStyle w:val="ListParagraph"/>
+        <w:numPr>
+          <w:ilvl w:val="0"/>
+          <w:numId w:val="1"/>
+        </w:numPr>
+        <w:spacing w:after="40"/>
+      </w:pPr>
+      <w:r>
+        <w:t xml:space="preserve">Fail-loud config — config models reject unknown keys (extra=forbid), so a misspelled security setting fails at load rather than silently reverting to a default.</w:t>
+      </w:r>
+    </w:p>
+    <w:p>
+      <w:pPr>
         <w:pStyle w:val="Heading1"/>
         <w:spacing w:after="120" w:before="260"/>
       </w:pPr>
@@ -4339,6 +4365,52 @@
                 <w:sz w:val="20"/>
                 <w:szCs w:val="20"/>
               </w:rPr>
+              <w:t xml:space="preserve">One repo's AI call fails</w:t>
+            </w:r>
+          </w:p>
+        </w:tc>
+        <w:tc>
+          <w:tcPr>
+            <w:tcW w:type="dxa" w:w="5960"/>
+            <w:tcMar>
+              <w:top w:type="dxa" w:w="40"/>
+              <w:left w:type="dxa" w:w="80"/>
+              <w:bottom w:type="dxa" w:w="40"/>
+              <w:right w:type="dxa" w:w="80"/>
+            </w:tcMar>
+          </w:tcPr>
+          <w:p>
+            <w:r>
+              <w:rPr>
+                <w:b w:val="false"/>
+                <w:bCs w:val="false"/>
+                <w:sz w:val="20"/>
+                <w:szCs w:val="20"/>
+              </w:rPr>
+              <w:t xml:space="preserve">Isolated by resilient_map — logged and skipped; other repos still complete.</w:t>
+            </w:r>
+          </w:p>
+        </w:tc>
+      </w:tr>
+      <w:tr>
+        <w:tc>
+          <w:tcPr>
+            <w:tcW w:type="dxa" w:w="3400"/>
+            <w:tcMar>
+              <w:top w:type="dxa" w:w="40"/>
+              <w:left w:type="dxa" w:w="80"/>
+              <w:bottom w:type="dxa" w:w="40"/>
+              <w:right w:type="dxa" w:w="80"/>
+            </w:tcMar>
+          </w:tcPr>
+          <w:p>
+            <w:r>
+              <w:rPr>
+                <w:b w:val="false"/>
+                <w:bCs w:val="false"/>
+                <w:sz w:val="20"/>
+                <w:szCs w:val="20"/>
+              </w:rPr>
               <w:t xml:space="preserve">ServiceNow push fails</w:t>
             </w:r>
           </w:p>
@@ -4361,7 +4433,53 @@
                 <w:sz w:val="20"/>
                 <w:szCs w:val="20"/>
               </w:rPr>
-              <w:t xml:space="preserve">Records are written to file first, then pushed; the file is the durable artifact.</w:t>
+              <w:t xml:space="preserve">File is written first (durable); push isolates per-record failures and logs an ok/failed summary.</w:t>
+            </w:r>
+          </w:p>
+        </w:tc>
+      </w:tr>
+      <w:tr>
+        <w:tc>
+          <w:tcPr>
+            <w:tcW w:type="dxa" w:w="3400"/>
+            <w:tcMar>
+              <w:top w:type="dxa" w:w="40"/>
+              <w:left w:type="dxa" w:w="80"/>
+              <w:bottom w:type="dxa" w:w="40"/>
+              <w:right w:type="dxa" w:w="80"/>
+            </w:tcMar>
+          </w:tcPr>
+          <w:p>
+            <w:r>
+              <w:rPr>
+                <w:b w:val="false"/>
+                <w:bCs w:val="false"/>
+                <w:sz w:val="20"/>
+                <w:szCs w:val="20"/>
+              </w:rPr>
+              <w:t xml:space="preserve">Crash mid state-store write</w:t>
+            </w:r>
+          </w:p>
+        </w:tc>
+        <w:tc>
+          <w:tcPr>
+            <w:tcW w:type="dxa" w:w="5960"/>
+            <w:tcMar>
+              <w:top w:type="dxa" w:w="40"/>
+              <w:left w:type="dxa" w:w="80"/>
+              <w:bottom w:type="dxa" w:w="40"/>
+              <w:right w:type="dxa" w:w="80"/>
+            </w:tcMar>
+          </w:tcPr>
+          <w:p>
+            <w:r>
+              <w:rPr>
+                <w:b w:val="false"/>
+                <w:bCs w:val="false"/>
+                <w:sz w:val="20"/>
+                <w:szCs w:val="20"/>
+              </w:rPr>
+              <w:t xml:space="preserve">Atomic temp-file + os.replace — the previous state is never truncated.</w:t>
             </w:r>
           </w:p>
         </w:tc>
@@ -4533,7 +4651,7 @@
         <w:spacing w:after="40"/>
       </w:pPr>
       <w:r>
-        <w:t xml:space="preserve">No auth on the web UI; add authn/authz before exposing it beyond a trusted network.</w:t>
+        <w:t xml:space="preserve">Web UI auth is a single shared token (CODESCAN_API_TOKEN), not per-user authn/z; front the dashboard with SSO for identity/RBAC.</w:t>
       </w:r>
     </w:p>
     <w:p>
@@ -4594,33 +4712,72 @@
         <w:spacing w:after="40"/>
       </w:pPr>
       <w:r>
-        <w:t xml:space="preserve">Concurrency (tests/test_concurrency.py) — order preservation, genuine parallelism (barrier), single-item sequential fallback.</w:t>
-      </w:r>
-    </w:p>
-    <w:p>
-      <w:pPr>
-        <w:pStyle w:val="ListParagraph"/>
-        <w:numPr>
-          <w:ilvl w:val="0"/>
-          <w:numId w:val="1"/>
-        </w:numPr>
-        <w:spacing w:after="40"/>
-      </w:pPr>
-      <w:r>
-        <w:t xml:space="preserve">Web API (tests/test_web.py) — FastAPI TestClient over state, scan, state-change (persisted across rescan), validation, and ServiceNow endpoints.</w:t>
-      </w:r>
-    </w:p>
-    <w:p>
-      <w:pPr>
-        <w:pStyle w:val="ListParagraph"/>
-        <w:numPr>
-          <w:ilvl w:val="0"/>
-          <w:numId w:val="1"/>
-        </w:numPr>
-        <w:spacing w:after="40"/>
-      </w:pPr>
-      <w:r>
-        <w:t xml:space="preserve">All tests run offline with no Anthropic key; AI stages are validated by contract (schema) rather than live calls.</w:t>
+        <w:t xml:space="preserve">Concurrency (tests/test_concurrency.py) — order preservation, genuine parallelism (barrier), single-item sequential fallback, and per-item failure isolation (resilient_map).</w:t>
+      </w:r>
+    </w:p>
+    <w:p>
+      <w:pPr>
+        <w:pStyle w:val="ListParagraph"/>
+        <w:numPr>
+          <w:ilvl w:val="0"/>
+          <w:numId w:val="1"/>
+        </w:numPr>
+        <w:spacing w:after="40"/>
+      </w:pPr>
+      <w:r>
+        <w:t xml:space="preserve">ServiceNow (tests/test_servicenow.py) — JSON/CSV output and the Table API push path (posts each record; a failing push doesn't abort the export).</w:t>
+      </w:r>
+    </w:p>
+    <w:p>
+      <w:pPr>
+        <w:pStyle w:val="ListParagraph"/>
+        <w:numPr>
+          <w:ilvl w:val="0"/>
+          <w:numId w:val="1"/>
+        </w:numPr>
+        <w:spacing w:after="40"/>
+      </w:pPr>
+      <w:r>
+        <w:t xml:space="preserve">State store (tests/test_validation.py) — atomic save round-trip, no temp leftover, crash-during-replace preserves the existing file.</w:t>
+      </w:r>
+    </w:p>
+    <w:p>
+      <w:pPr>
+        <w:pStyle w:val="ListParagraph"/>
+        <w:numPr>
+          <w:ilvl w:val="0"/>
+          <w:numId w:val="1"/>
+        </w:numPr>
+        <w:spacing w:after="40"/>
+      </w:pPr>
+      <w:r>
+        <w:t xml:space="preserve">Vault (tests/test_vault.py) — KV v1/v2 injection, override semantics, auth errors, and the Config.load wiring.</w:t>
+      </w:r>
+    </w:p>
+    <w:p>
+      <w:pPr>
+        <w:pStyle w:val="ListParagraph"/>
+        <w:numPr>
+          <w:ilvl w:val="0"/>
+          <w:numId w:val="1"/>
+        </w:numPr>
+        <w:spacing w:after="40"/>
+      </w:pPr>
+      <w:r>
+        <w:t xml:space="preserve">Web API (tests/test_web.py) — FastAPI TestClient over state, scan, state-change (persisted across rescan), validation, ServiceNow, and the API-token guard.</w:t>
+      </w:r>
+    </w:p>
+    <w:p>
+      <w:pPr>
+        <w:pStyle w:val="ListParagraph"/>
+        <w:numPr>
+          <w:ilvl w:val="0"/>
+          <w:numId w:val="1"/>
+        </w:numPr>
+        <w:spacing w:after="40"/>
+      </w:pPr>
+      <w:r>
+        <w:t xml:space="preserve">All tests run offline with no Anthropic key; AI stages are validated by contract (schema) rather than live calls. CI (.github/workflows/ci.yml) runs ruff + mypy + pytest on a 3.10-3.12 matrix and builds the image on every push/PR; mypy is a clean gate and the package ships py.typed.</w:t>
       </w:r>
     </w:p>
     <w:p>

--- a/docs/DESIGN.docx
+++ b/docs/DESIGN.docx
@@ -2250,7 +2250,7 @@
         <w:spacing w:after="120"/>
       </w:pPr>
       <w:r>
-        <w:t xml:space="preserve">Bounded concurrency (ai.max_concurrency, default 4). The per-service AI calls (exploitability, threat modeling, enrichment, dedup) are independent, so the pipeline runs up to max_concurrency at once (concurrency.py, order-preserving map_workers) — compute in parallel, apply sequentially, so output stays deterministic. Latency-only (same requests, same cost), bounded to respect provider rate limits. Prompt caching is deliberately omitted: the static system prompts sit below the model's minimum cacheable-prefix size and payloads differ, so a cache breakpoint would never hit.</w:t>
+        <w:t xml:space="preserve">Fan-out (complete_json_many). The judgement-heavy stages each build one request per repo/service and hand the list to LLMClient.complete_json_many, which owns the fan-out and returns {custom_id: result}. Two strategies: (a) bounded concurrency (ai.max_concurrency, default 4) via resilient_map — up to N at once, per-item failures isolated, deterministic apply order, latency-only (same requests/cost); or (b) Message Batches (ai.batch) — one Anthropic batch at ~50% token cost, asynchronous (the pipeline polls up to batch_max_wait_seconds), for scheduled runs. Fable (refusal fallbacks are rejected on Batches) and non-Anthropic requests fall back to concurrency, as does the whole set if submission errors. Prompt caching is deliberately omitted: the static system prompts sit below the model's minimum cacheable-prefix size and payloads differ.</w:t>
       </w:r>
     </w:p>
     <w:p>
@@ -4538,7 +4538,7 @@
         <w:spacing w:after="40"/>
       </w:pPr>
       <w:r>
-        <w:t xml:space="preserve">Horizontal path: the per-service AI calls are embarrassingly parallel; batching or the Batches API is the natural next step for very large estates.</w:t>
+        <w:t xml:space="preserve">Horizontal path: the per-service AI calls are embarrassingly parallel — run concurrently (ai.max_concurrency) for latency, or via the Message Batches API (ai.batch) for ~50% cost on scheduled runs.</w:t>
       </w:r>
     </w:p>
     <w:p>
@@ -4625,7 +4625,7 @@
         <w:spacing w:after="40"/>
       </w:pPr>
       <w:r>
-        <w:t xml:space="preserve">AI concurrency — per-service calls run with bounded parallelism (ai.max_concurrency); the Batches API would cut cost a further ~50% for non-latency-sensitive runs.</w:t>
+        <w:t xml:space="preserve">AI cost/latency — per-service calls run with bounded parallelism (ai.max_concurrency) or, for ~50% cost on scheduled runs, the Message Batches API (ai.batch); both via complete_json_many.</w:t>
       </w:r>
     </w:p>
     <w:p>
@@ -4713,6 +4713,19 @@
       </w:pPr>
       <w:r>
         <w:t xml:space="preserve">Concurrency (tests/test_concurrency.py) — order preservation, genuine parallelism (barrier), single-item sequential fallback, and per-item failure isolation (resilient_map).</w:t>
+      </w:r>
+    </w:p>
+    <w:p>
+      <w:pPr>
+        <w:pStyle w:val="ListParagraph"/>
+        <w:numPr>
+          <w:ilvl w:val="0"/>
+          <w:numId w:val="1"/>
+        </w:numPr>
+        <w:spacing w:after="40"/>
+      </w:pPr>
+      <w:r>
+        <w:t xml:space="preserve">Batches API (tests/test_batch.py) — complete_json_many sync vs batch path, Fable/non-Anthropic exclusion, batch-error fallback to sync, and AnthropicProvider.complete_json_batch collection with a fake batches client.</w:t>
       </w:r>
     </w:p>
     <w:p>

--- a/docs/DESIGN.docx
+++ b/docs/DESIGN.docx
@@ -1677,6 +1677,14 @@
         <w:spacing w:after="120"/>
       </w:pPr>
       <w:r>
+        <w:t xml:space="preserve">Different suppliers per pass. openhack.pass_models routes each pass to its own supplier/model (pass i -&gt; pass_models[i % len], unset fields inheriting the openhack tier, via LLMClient.resolve_spec / ModelRouter.override). Different vendors have different blind spots, so diverse passes make the union broader and the agreement more meaningful — a finding confirmed by two or more suppliers earns a multi-supplier tag. Each pass is isolated: a supplier without a configured key is logged and skipped, and the union still benefits from the passes that ran.</w:t>
+      </w:r>
+    </w:p>
+    <w:p>
+      <w:pPr>
+        <w:spacing w:after="120"/>
+      </w:pPr>
+      <w:r>
         <w:t xml:space="preserve">The repo inventory (scan surface) comes from a pluggable SCM source: Bitbucket Data Center (bitbucket.py) or GitHub / GitHub Enterprise Server (github.py), selected by source.provider (editable in the config UI). Both emit the same Repo list; GitHub's identity is owner/name (its full_name), so Snyk/Xray findings anchor to the same repo regardless of provider. Repo mapping (Snyk projects / Xray builds back to repos) is the documented integration point to harden for production.</w:t>
       </w:r>
     </w:p>
@@ -4851,7 +4859,7 @@
         <w:spacing w:after="40"/>
       </w:pPr>
       <w:r>
-        <w:t xml:space="preserve">openhack — whitebox review: enabled/findings_dir (ingest), auto/clone/command (run), and built-in-engine tuning (passes, max_files, max_file_bytes, min_confidence).</w:t>
+        <w:t xml:space="preserve">openhack — whitebox review: enabled/findings_dir (ingest), auto/clone/command (run), and built-in-engine tuning (passes, pass_models for per-pass suppliers, max_files, max_file_bytes, min_confidence).</w:t>
       </w:r>
     </w:p>
     <w:p>

--- a/docs/DESIGN.docx
+++ b/docs/DESIGN.docx
@@ -4050,6 +4050,19 @@
     </w:p>
     <w:p>
       <w:pPr>
+        <w:pStyle w:val="ListParagraph"/>
+        <w:numPr>
+          <w:ilvl w:val="0"/>
+          <w:numId w:val="1"/>
+        </w:numPr>
+        <w:spacing w:after="40"/>
+      </w:pPr>
+      <w:r>
+        <w:t xml:space="preserve">Append-only audit log (audit.py) — scan runs, config changes, and validation-state changes are appended to a JSONL file with an actor + UTC timestamp: a durable decision record for monitoring/auditing, distinct from operational logs. Actor is best-effort from an SSO/reverse-proxy identity header (X-Remote-User / X-Forwarded-User); surfaced in the UI Audit tab and GET /api/audit.</w:t>
+      </w:r>
+    </w:p>
+    <w:p>
+      <w:pPr>
         <w:pStyle w:val="Heading1"/>
         <w:spacing w:after="120" w:before="260"/>
       </w:pPr>
@@ -4785,6 +4798,19 @@
         <w:spacing w:after="40"/>
       </w:pPr>
       <w:r>
+        <w:t xml:space="preserve">Audit log (tests/test_audit.py) — record/tail JSONL round-trip, disabled no-op, pipeline scan events, and web actor-attributed config/state events via GET /api/audit.</w:t>
+      </w:r>
+    </w:p>
+    <w:p>
+      <w:pPr>
+        <w:pStyle w:val="ListParagraph"/>
+        <w:numPr>
+          <w:ilvl w:val="0"/>
+          <w:numId w:val="1"/>
+        </w:numPr>
+        <w:spacing w:after="40"/>
+      </w:pPr>
+      <w:r>
         <w:t xml:space="preserve">Web API (tests/test_web.py) — FastAPI TestClient over state, scan, state-change (persisted across rescan), validation, ServiceNow, and the API-token guard.</w:t>
       </w:r>
     </w:p>
@@ -4886,6 +4912,19 @@
       </w:pPr>
       <w:r>
         <w:t xml:space="preserve">vault — optional HashiCorp Vault secret source: enabled, address, auth (token/approle), kv_mount/kv_version, paths, override_env.</w:t>
+      </w:r>
+    </w:p>
+    <w:p>
+      <w:pPr>
+        <w:pStyle w:val="ListParagraph"/>
+        <w:numPr>
+          <w:ilvl w:val="0"/>
+          <w:numId w:val="1"/>
+        </w:numPr>
+        <w:spacing w:after="40"/>
+      </w:pPr>
+      <w:r>
+        <w:t xml:space="preserve">audit — append-only JSONL audit log: enabled, path.</w:t>
       </w:r>
     </w:p>
     <w:p>

--- a/docs/DESIGN.docx
+++ b/docs/DESIGN.docx
@@ -2673,6 +2673,23 @@
         <w:spacing w:after="80" w:before="180"/>
       </w:pPr>
       <w:r>
+        <w:t xml:space="preserve">5.7a Analyst-feedback loop (feedback.py)</w:t>
+      </w:r>
+    </w:p>
+    <w:p>
+      <w:pPr>
+        <w:spacing w:after="120"/>
+      </w:pPr>
+      <w:r>
+        <w:t xml:space="preserve">The persisted validation decisions are also a training signal. Before export, apply_feedback builds a prior from the manual confirmed (true positive) and false_positive decisions in the state store, aggregated by weakness family (CWE) and component. A new finding sharing a trait the org has repeatedly dismissed is nudged down; one repeatedly confirmed, up — so the scanner adapts to this estate rather than scoring every run identically. Conservative and explainable: capped (max_adjust), gated on a minimum sample (min_evidence), scales with consensus, a finding never adjusts itself, only accuracy states count (not risk_accepted/resolved), it moves only the machine score (never the analyst's state), and a KEV finding is never pushed below kev_floor. Each adjusted finding records the reason in its rationale + a feedback-adjusted tag, and the scan's audit event carries the adjusted count.</w:t>
+      </w:r>
+    </w:p>
+    <w:p>
+      <w:pPr>
+        <w:pStyle w:val="Heading2"/>
+        <w:spacing w:after="80" w:before="180"/>
+      </w:pPr>
+      <w:r>
         <w:t xml:space="preserve">5.8 ServiceNow export (servicenow.py)</w:t>
       </w:r>
     </w:p>
@@ -3830,6 +3847,74 @@
                 <w:sz w:val="20"/>
                 <w:szCs w:val="20"/>
               </w:rPr>
+              <w:t xml:space="preserve">Feedback loop: bounded, explainable score prior from analyst decisions</w:t>
+            </w:r>
+          </w:p>
+        </w:tc>
+        <w:tc>
+          <w:tcPr>
+            <w:tcW w:type="dxa" w:w="2700"/>
+            <w:tcMar>
+              <w:top w:type="dxa" w:w="40"/>
+              <w:left w:type="dxa" w:w="80"/>
+              <w:bottom w:type="dxa" w:w="40"/>
+              <w:right w:type="dxa" w:w="80"/>
+            </w:tcMar>
+          </w:tcPr>
+          <w:p>
+            <w:r>
+              <w:rPr>
+                <w:b w:val="false"/>
+                <w:bCs w:val="false"/>
+                <w:sz w:val="20"/>
+                <w:szCs w:val="20"/>
+              </w:rPr>
+              <w:t xml:space="preserve">No feedback; or opaque retraining</w:t>
+            </w:r>
+          </w:p>
+        </w:tc>
+        <w:tc>
+          <w:tcPr>
+            <w:tcW w:type="dxa" w:w="4160"/>
+            <w:tcMar>
+              <w:top w:type="dxa" w:w="40"/>
+              <w:left w:type="dxa" w:w="80"/>
+              <w:bottom w:type="dxa" w:w="40"/>
+              <w:right w:type="dxa" w:w="80"/>
+            </w:tcMar>
+          </w:tcPr>
+          <w:p>
+            <w:r>
+              <w:rPr>
+                <w:b w:val="false"/>
+                <w:bCs w:val="false"/>
+                <w:sz w:val="20"/>
+                <w:szCs w:val="20"/>
+              </w:rPr>
+              <w:t xml:space="preserve">Closes the loop (adapts to the estate) while staying transparent, capped, and never overriding the human or the KEV floor.</w:t>
+            </w:r>
+          </w:p>
+        </w:tc>
+      </w:tr>
+      <w:tr>
+        <w:tc>
+          <w:tcPr>
+            <w:tcW w:type="dxa" w:w="2500"/>
+            <w:tcMar>
+              <w:top w:type="dxa" w:w="40"/>
+              <w:left w:type="dxa" w:w="80"/>
+              <w:bottom w:type="dxa" w:w="40"/>
+              <w:right w:type="dxa" w:w="80"/>
+            </w:tcMar>
+          </w:tcPr>
+          <w:p>
+            <w:r>
+              <w:rPr>
+                <w:b w:val="false"/>
+                <w:bCs w:val="false"/>
+                <w:sz w:val="20"/>
+                <w:szCs w:val="20"/>
+              </w:rPr>
               <w:t xml:space="preserve">Idempotent export via correlation_id</w:t>
             </w:r>
           </w:p>
@@ -4811,6 +4896,19 @@
         <w:spacing w:after="40"/>
       </w:pPr>
       <w:r>
+        <w:t xml:space="preserve">Feedback loop (tests/test_feedback.py) — false-positive history lowers / confirmed raises the score, min-evidence gate, self-exclusion, KEV-floor respect, disabled no-op, accuracy-states-only, store attribute round-trip.</w:t>
+      </w:r>
+    </w:p>
+    <w:p>
+      <w:pPr>
+        <w:pStyle w:val="ListParagraph"/>
+        <w:numPr>
+          <w:ilvl w:val="0"/>
+          <w:numId w:val="1"/>
+        </w:numPr>
+        <w:spacing w:after="40"/>
+      </w:pPr>
+      <w:r>
         <w:t xml:space="preserve">Web API (tests/test_web.py) — FastAPI TestClient over state, scan, state-change (persisted across rescan), validation, ServiceNow, and the API-token guard.</w:t>
       </w:r>
     </w:p>
@@ -4912,6 +5010,19 @@
       </w:pPr>
       <w:r>
         <w:t xml:space="preserve">vault — optional HashiCorp Vault secret source: enabled, address, auth (token/approle), kv_mount/kv_version, paths, override_env.</w:t>
+      </w:r>
+    </w:p>
+    <w:p>
+      <w:pPr>
+        <w:pStyle w:val="ListParagraph"/>
+        <w:numPr>
+          <w:ilvl w:val="0"/>
+          <w:numId w:val="1"/>
+        </w:numPr>
+        <w:spacing w:after="40"/>
+      </w:pPr>
+      <w:r>
+        <w:t xml:space="preserve">feedback — analyst-feedback score prior: enabled, max_adjust, min_evidence.</w:t>
       </w:r>
     </w:p>
     <w:p>

--- a/docs/DESIGN.docx
+++ b/docs/DESIGN.docx
@@ -2664,7 +2664,7 @@
         <w:spacing w:after="120"/>
       </w:pPr>
       <w:r>
-        <w:t xml:space="preserve">Internal lifecycle mapped to ServiceNow VR states on export: new -&gt; under_investigation -&gt; confirmed / false_positive / risk_accepted / duplicate / resolved. The pipeline proposes a conservative initial state; a human confirms or overrides. Persistence is the important property: the StateStore persists each decision keyed by fingerprint and tags whether a human set it. On rescan, any manual decision or terminal closure is honored and never re-opened — analyst effort is never silently discarded.</w:t>
+        <w:t xml:space="preserve">Internal lifecycle mapped to ServiceNow VR states on export: new -&gt; under_investigation -&gt; confirmed / false_positive / risk_accepted / duplicate / resolved. The pipeline proposes a conservative initial state; a human confirms or overrides. Persistence is the important property: the StateStore persists each decision keyed by fingerprint and tags whether a human set it. On rescan, any manual decision or terminal closure is honored and never re-opened — analyst effort is never silently discarded. The store is pluggable behind StateStoreBase (storage.backend): the file StateStore (JSON, atomic writes) or the DB-backed SqlStateStore (SQLAlchemy -&gt; Postgres/SQLite) for shared HA use, with concurrency-safe writes (a manual decision always wins; a machine proposal never overwrites a manual/terminal row).</w:t>
       </w:r>
     </w:p>
     <w:p>
@@ -4870,6 +4870,19 @@
         <w:spacing w:after="40"/>
       </w:pPr>
       <w:r>
+        <w:t xml:space="preserve">SQL state store (tests/test_state_store_sql.py) — backend factory, round-trip/persistence, manual-not-clobbered-by-machine concurrency guard, feedback over SQL, and a pipeline run persisting to SQLite.</w:t>
+      </w:r>
+    </w:p>
+    <w:p>
+      <w:pPr>
+        <w:pStyle w:val="ListParagraph"/>
+        <w:numPr>
+          <w:ilvl w:val="0"/>
+          <w:numId w:val="1"/>
+        </w:numPr>
+        <w:spacing w:after="40"/>
+      </w:pPr>
+      <w:r>
         <w:t xml:space="preserve">Vault (tests/test_vault.py) — KV v1/v2 injection, override semantics, auth errors, and the Config.load wiring.</w:t>
       </w:r>
     </w:p>
@@ -5023,6 +5036,19 @@
       </w:pPr>
       <w:r>
         <w:t xml:space="preserve">feedback — analyst-feedback score prior: enabled, max_adjust, min_evidence.</w:t>
+      </w:r>
+    </w:p>
+    <w:p>
+      <w:pPr>
+        <w:pStyle w:val="ListParagraph"/>
+        <w:numPr>
+          <w:ilvl w:val="0"/>
+          <w:numId w:val="1"/>
+        </w:numPr>
+        <w:spacing w:after="40"/>
+      </w:pPr>
+      <w:r>
+        <w:t xml:space="preserve">storage — validation-state backend: backend (file/sql) + dsn (SQLAlchemy URL).</w:t>
       </w:r>
     </w:p>
     <w:p>

--- a/docs/DESIGN.docx
+++ b/docs/DESIGN.docx
@@ -4143,7 +4143,7 @@
         <w:spacing w:after="40"/>
       </w:pPr>
       <w:r>
-        <w:t xml:space="preserve">Append-only audit log (audit.py) — scan runs, config changes, and validation-state changes are appended to a JSONL file with an actor + UTC timestamp: a durable decision record for monitoring/auditing, distinct from operational logs. Actor is best-effort from an SSO/reverse-proxy identity header (X-Remote-User / X-Forwarded-User); surfaced in the UI Audit tab and GET /api/audit.</w:t>
+        <w:t xml:space="preserve">Append-only audit log -&gt; SIEM (audit.py) — scan runs, config changes, and validation-state changes are recorded with an actor + UTC timestamp: a durable decision record distinct from operational logs. Events fan out to configurable sinks: a local JSONL file (default; tail-able, source for GET /api/audit and the UI Audit tab) plus optional syslog (Splunk/QRadar/ArcSight) and HTTP (Splunk HEC / Elastic / webhook) sinks for direct SIEM ingestion; push is best-effort (a sink failure is logged, never raised). Actor is best-effort from an SSO/reverse-proxy identity header (X-Remote-User / X-Forwarded-User).</w:t>
       </w:r>
     </w:p>
     <w:p>
@@ -4896,7 +4896,7 @@
         <w:spacing w:after="40"/>
       </w:pPr>
       <w:r>
-        <w:t xml:space="preserve">Audit log (tests/test_audit.py) — record/tail JSONL round-trip, disabled no-op, pipeline scan events, and web actor-attributed config/state events via GET /api/audit.</w:t>
+        <w:t xml:space="preserve">Audit log (tests/test_audit.py) — record/tail JSONL round-trip, disabled no-op, pipeline scan events, web actor-attributed config/state events via GET /api/audit, and the SIEM sinks (HTTP POST incl. HEC event_key, sink-failure isolation, syslog smoke, bad-sink survivability).</w:t>
       </w:r>
     </w:p>
     <w:p>
@@ -5061,7 +5061,7 @@
         <w:spacing w:after="40"/>
       </w:pPr>
       <w:r>
-        <w:t xml:space="preserve">audit — append-only JSONL audit log: enabled, path.</w:t>
+        <w:t xml:space="preserve">audit — append-only audit log: enabled, path (file sink), and syslog / http sinks for SIEM ingestion.</w:t>
       </w:r>
     </w:p>
     <w:p>

--- a/docs/DESIGN.docx
+++ b/docs/DESIGN.docx
@@ -2250,6 +2250,14 @@
         <w:spacing w:after="120"/>
       </w:pPr>
       <w:r>
+        <w:t xml:space="preserve">Enterprise / Fable 5. For security triage, capability on the judgement tasks converts to outcomes, so the enterprise profile (config/config.enterprise.yaml) routes exploitability / threat modeling / whitebox review to Fable 5 and keeps mechanical work on Haiku. codescan handles Fable's enterprise behaviors: the refusal fallback above; data residency (ai.inference_geo us/eu, threaded onto Anthropic first-party requests); and Fable's 30-day data-retention requirement — under zero data retention Anthropic 400s Fable, which the provider re-raises with actionable guidance (route to Opus 4.8). Fable also can't use the Batches API, so batch mode keeps Fable tasks synchronous.</w:t>
+      </w:r>
+    </w:p>
+    <w:p>
+      <w:pPr>
+        <w:spacing w:after="120"/>
+      </w:pPr>
+      <w:r>
         <w:t xml:space="preserve">Silent adaptive routing (ai.auto_route, off by default). When enabled, each AI call is nudged up or down an Anthropic capability ladder — Haiku -&gt; Sonnet -&gt; Opus -&gt; Fable — relative to its configured tier, by a difficulty signal the calling stage computes (group_difficulty / size_difficulty): a single low-severity finding downgrades (cheaper), while a KEV / multi-critical / large group upgrades (stronger). It only shifts Anthropic ladder models — custom ids and other suppliers are untouched — and clamps at both ends. Enabling it is the operator's explicit opt-in; thereafter it applies silently per call.</w:t>
       </w:r>
     </w:p>
@@ -4883,6 +4891,19 @@
         <w:spacing w:after="40"/>
       </w:pPr>
       <w:r>
+        <w:t xml:space="preserve">Enterprise / Fable 5 (tests/test_enterprise.py) — inference_geo threaded onto requests, Fable's data-retention 400 re-raised actionably, and the enterprise config profile routing deep tasks to Fable / mechanical to Haiku.</w:t>
+      </w:r>
+    </w:p>
+    <w:p>
+      <w:pPr>
+        <w:pStyle w:val="ListParagraph"/>
+        <w:numPr>
+          <w:ilvl w:val="0"/>
+          <w:numId w:val="1"/>
+        </w:numPr>
+        <w:spacing w:after="40"/>
+      </w:pPr>
+      <w:r>
         <w:t xml:space="preserve">Vault (tests/test_vault.py) — KV v1/v2 injection, override semantics, auth errors, and the Config.load wiring.</w:t>
       </w:r>
     </w:p>
@@ -4957,7 +4978,7 @@
         <w:spacing w:after="40"/>
       </w:pPr>
       <w:r>
-        <w:t xml:space="preserve">ai — default tier + per-task routing (tasks.&lt;name&gt;), plus max_concurrency (bounded parallelism) and auto_route (silent adaptive tier selection).</w:t>
+        <w:t xml:space="preserve">ai — default tier + per-task routing (tasks.&lt;name&gt;), plus max_concurrency (bounded parallelism), auto_route (silent adaptive tier selection), batch (Message Batches API, ~50% cost), and inference_geo (Anthropic data residency). See config/config.enterprise.yaml for a Fable-5 enterprise profile.</w:t>
       </w:r>
     </w:p>
     <w:p>

--- a/docs/DESIGN.docx
+++ b/docs/DESIGN.docx
@@ -1266,7 +1266,7 @@
                 <w:sz w:val="20"/>
                 <w:szCs w:val="20"/>
               </w:rPr>
-              <w:t xml:space="preserve">dedup*.py, enrich/, exploitability.py, scoring.py, validation.py</w:t>
+              <w:t xml:space="preserve">dedup*.py, enrich/, exploitability.py, scoring.py, validation.py, feedback.py, calibration.py</w:t>
             </w:r>
           </w:p>
         </w:tc>
@@ -1288,7 +1288,7 @@
                 <w:sz w:val="20"/>
                 <w:szCs w:val="20"/>
               </w:rPr>
-              <w:t xml:space="preserve">Transform findings.</w:t>
+              <w:t xml:space="preserve">Transform findings; calibrate from feedback; grade score calibration.</w:t>
             </w:r>
           </w:p>
         </w:tc>
@@ -2672,7 +2672,7 @@
         <w:spacing w:after="120"/>
       </w:pPr>
       <w:r>
-        <w:t xml:space="preserve">Internal lifecycle mapped to ServiceNow VR states on export: new -&gt; under_investigation -&gt; confirmed / false_positive / risk_accepted / duplicate / resolved. The pipeline proposes a conservative initial state; a human confirms or overrides. Persistence is the important property: the StateStore persists each decision keyed by fingerprint and tags whether a human set it. On rescan, any manual decision or terminal closure is honored and never re-opened — analyst effort is never silently discarded. The store is pluggable behind StateStoreBase (storage.backend): the file StateStore (JSON, atomic writes) or the DB-backed SqlStateStore (SQLAlchemy -&gt; Postgres/SQLite) for shared HA use, with concurrency-safe writes (a manual decision always wins; a machine proposal never overwrites a manual/terminal row).</w:t>
+        <w:t xml:space="preserve">Internal lifecycle mapped to ServiceNow VR states on export: new -&gt; under_investigation -&gt; confirmed / false_positive / risk_accepted / duplicate / resolved. The pipeline proposes a conservative initial state; a human confirms or overrides. Persistence is the important property: the StateStore persists each decision keyed by fingerprint, tags whether a human set it, and freezes a machine-belief snapshot — the risk score, AI exploitability score, EPSS, KEV, reachability, severity, and repo the pipeline held at record time, plus a decided_at timestamp. Manual entries are never overwritten by machine records, so an analyst decision keeps the prediction it was made against — the ground truth the calibration report (5.7b) grades. On rescan, any manual decision or terminal closure is honored and never re-opened — analyst effort is never silently discarded. The store is pluggable behind StateStoreBase (storage.backend): the file StateStore (JSON, atomic writes) or the DB-backed SqlStateStore (SQLAlchemy -&gt; Postgres/SQLite) for shared HA use, with concurrency-safe writes (a manual decision always wins; a machine proposal never overwrites a manual/terminal row). Pre-snapshot entries still load: the file store tolerates absent keys and the SQL store applies ADD COLUMN migrations on open.</w:t>
       </w:r>
     </w:p>
     <w:p>
@@ -2698,7 +2698,7 @@
         <w:spacing w:after="80" w:before="180"/>
       </w:pPr>
       <w:r>
-        <w:t xml:space="preserve">5.8 ServiceNow export (servicenow.py)</w:t>
+        <w:t xml:space="preserve">5.7b Calibration report (calibration.py)</w:t>
       </w:r>
     </w:p>
     <w:p>
@@ -2706,7 +2706,7 @@
         <w:spacing w:after="120"/>
       </w:pPr>
       <w:r>
-        <w:t xml:space="preserve">Builds sn_vul_vulnerable_item records, highest-risk first, carrying the composite score, risk rating, validation state, and the exploitability rationale plus attack-chain context in the work notes — so a responder sees why the tool ranked it. correlation_id is the fingerprint, making the import idempotent: re-runs upsert the same item and closed items stay closed. Output is written to a file — JSON (servicenow_import.json) or, when servicenow.format is csv, a CSV (servicenow_import.csv) for CSV Import Sets, with multi-line work notes quoted correctly — or POSTed to the import table via the Table API. The format is settable in config, the config UI, or with --sn-format on the CLI.</w:t>
+        <w:t xml:space="preserve">The feedback prior adapts scores; the calibration report measures whether the scores were right to begin with. It joins each manual confirmed / false_positive decision to the machine-belief snapshot frozen with it (5.7) and reports: the confirm rate by predicted-score bucket (0-39 / 40-59 / 60-79 / 80-100) — rising with the bucket means the composite score predicts analyst outcomes, flat or inverted means the weights or the AI stage need work; the score separation (mean predicted score of confirmed vs false-positive decisions); and the noisiest keys — CWE families/components whose manual history is dominated by false positives (the same keys the feedback prior nudges), a concrete scanner-tuning worklist. Like the prior, it uses only accuracy states, and it is read-only — it changes nothing, it grades. Decisions persisted before snapshots existed count toward totals but cannot be bucketed (reported as unscored). Surfaced as GET /api/calibration, the UI Calibration tab, and codescan calibration on the CLI. Because the snapshot captures what the configured pipeline predicted, the report also makes provider/model routing changes (5.5) empirically comparable over time.</w:t>
       </w:r>
     </w:p>
     <w:p>
@@ -2715,6 +2715,23 @@
         <w:spacing w:after="80" w:before="180"/>
       </w:pPr>
       <w:r>
+        <w:t xml:space="preserve">5.8 ServiceNow export (servicenow.py)</w:t>
+      </w:r>
+    </w:p>
+    <w:p>
+      <w:pPr>
+        <w:spacing w:after="120"/>
+      </w:pPr>
+      <w:r>
+        <w:t xml:space="preserve">Builds sn_vul_vulnerable_item records, highest-risk first, carrying the composite score, risk rating, validation state, and the exploitability rationale plus attack-chain context in the work notes — so a responder sees why the tool ranked it. correlation_id is the fingerprint, making the import idempotent: re-runs upsert the same item and closed items stay closed. Output is written to a file — JSON (servicenow_import.json) or, when servicenow.format is csv, a CSV (servicenow_import.csv) for CSV Import Sets, with multi-line work notes quoted correctly — or POSTed to the import table via the Table API. The format is settable in config, the config UI, or with --sn-format on the CLI.</w:t>
+      </w:r>
+    </w:p>
+    <w:p>
+      <w:pPr>
+        <w:pStyle w:val="Heading2"/>
+        <w:spacing w:after="80" w:before="180"/>
+      </w:pPr>
+      <w:r>
         <w:t xml:space="preserve">5.9 Web UI (web.py + static/index.html)</w:t>
       </w:r>
     </w:p>
@@ -2723,7 +2740,7 @@
         <w:spacing w:after="120"/>
       </w:pPr>
       <w:r>
-        <w:t xml:space="preserve">A FastAPI backend holds the latest result in memory; the frontend is a single dependency-free HTML page with four views, plus GET /api/export for JSON/CSV downloads. Overview: the landing page — run status (source, mode, last run), key metrics, a severity breakdown, quick actions (run, download JSON/CSV, jump to a tab), and an in-app usage guide, making the UI a complete usage surface with no CLI required. Findings: the triage queue with filters, signal badges, a per-finding detail drawer (CVSS vector, EPSS, reachability, provenance, rationale, remediation, tags, threats, chains), and inline validation-state editing that persists to the persistent store.</w:t>
+        <w:t xml:space="preserve">A FastAPI backend holds the latest result in memory; the frontend is a single dependency-free HTML page, plus GET /api/export for JSON/CSV downloads. Overview: the landing page — run status (source, mode, last run), key metrics, a severity breakdown, quick actions (run, download JSON/CSV, jump to a tab), and an in-app usage guide, making the UI a complete usage surface with no CLI required. Findings: the triage queue with filters, signal badges, a per-finding detail drawer (CVSS vector, EPSS, reachability, provenance, rationale, remediation, tags, threats, chains), and inline validation-state editing that persists to the persistent store.</w:t>
       </w:r>
     </w:p>
     <w:p>
@@ -2732,6 +2749,14 @@
       </w:pPr>
       <w:r>
         <w:t xml:space="preserve">Threats: the per-service threat models (5.10) — STRIDE threats with linked findings/chains, assets, entry points, trust boundaries, posture, and recommendations.</w:t>
+      </w:r>
+    </w:p>
+    <w:p>
+      <w:pPr>
+        <w:spacing w:after="120"/>
+      </w:pPr>
+      <w:r>
+        <w:t xml:space="preserve">Calibration: the score-calibration report (5.7b) — confirm rate by predicted-score bucket, score separation, and the noisiest weakness families/components, via GET /api/calibration.</w:t>
       </w:r>
     </w:p>
     <w:p>
@@ -4865,20 +4890,33 @@
         <w:spacing w:after="40"/>
       </w:pPr>
       <w:r>
-        <w:t xml:space="preserve">State store (tests/test_validation.py) — atomic save round-trip, no temp leftover, crash-during-replace preserves the existing file.</w:t>
-      </w:r>
-    </w:p>
-    <w:p>
-      <w:pPr>
-        <w:pStyle w:val="ListParagraph"/>
-        <w:numPr>
-          <w:ilvl w:val="0"/>
-          <w:numId w:val="1"/>
-        </w:numPr>
-        <w:spacing w:after="40"/>
-      </w:pPr>
-      <w:r>
-        <w:t xml:space="preserve">SQL state store (tests/test_state_store_sql.py) — backend factory, round-trip/persistence, manual-not-clobbered-by-machine concurrency guard, feedback over SQL, and a pipeline run persisting to SQLite.</w:t>
+        <w:t xml:space="preserve">State store (tests/test_validation.py) — atomic save round-trip, no temp leftover, crash-during-replace preserves the existing file, machine-belief snapshot capture, legacy (pre-snapshot) entries loading cleanly.</w:t>
+      </w:r>
+    </w:p>
+    <w:p>
+      <w:pPr>
+        <w:pStyle w:val="ListParagraph"/>
+        <w:numPr>
+          <w:ilvl w:val="0"/>
+          <w:numId w:val="1"/>
+        </w:numPr>
+        <w:spacing w:after="40"/>
+      </w:pPr>
+      <w:r>
+        <w:t xml:space="preserve">SQL state store (tests/test_state_store_sql.py) — backend factory, round-trip/persistence (incl. snapshots), manual-not-clobbered-by-machine concurrency guard, the pre-snapshot schema upgrading in place, feedback over SQL, and a pipeline run persisting to SQLite.</w:t>
+      </w:r>
+    </w:p>
+    <w:p>
+      <w:pPr>
+        <w:pStyle w:val="ListParagraph"/>
+        <w:numPr>
+          <w:ilvl w:val="0"/>
+          <w:numId w:val="1"/>
+        </w:numPr>
+        <w:spacing w:after="40"/>
+      </w:pPr>
+      <w:r>
+        <w:t xml:space="preserve">Calibration (tests/test_calibration.py) — bucket/rate math, accuracy states only, noisy-key surfacing, legacy decisions counted but unbucketed, and the empty-store zeroed report; endpoint coverage in test_web.py.</w:t>
       </w:r>
     </w:p>
     <w:p>

--- a/docs/DESIGN.docx
+++ b/docs/DESIGN.docx
@@ -1840,6 +1840,19 @@
         <w:spacing w:after="40"/>
       </w:pPr>
       <w:r>
+        <w:t xml:space="preserve">Triage history as a grounded fact (feedback.prompt_history, default on) — a finding's digest gains prior_analyst_decisions: counts of how this org's analysts triaged similar findings (same CWE family / component), built from the state store (TriageHistory). The system prompt frames it as organizational context, not a verdict — weighed where it transfers, noted in the rationale, never overriding KEV or reachability. Complements the post-hoc score prior (5.7a) by putting the same ground truth into the reasoning.</w:t>
+      </w:r>
+    </w:p>
+    <w:p>
+      <w:pPr>
+        <w:pStyle w:val="ListParagraph"/>
+        <w:numPr>
+          <w:ilvl w:val="0"/>
+          <w:numId w:val="1"/>
+        </w:numPr>
+        <w:spacing w:after="40"/>
+      </w:pPr>
+      <w:r>
         <w:t xml:space="preserve">Structured output — a JSON Schema guarantees a parseable response; no prompt-scraping.</w:t>
       </w:r>
     </w:p>
@@ -2689,7 +2702,7 @@
         <w:spacing w:after="120"/>
       </w:pPr>
       <w:r>
-        <w:t xml:space="preserve">The persisted validation decisions are also a training signal. Before export, apply_feedback builds a prior from the manual confirmed (true positive) and false_positive decisions in the state store, aggregated by weakness family (CWE) and component. A new finding sharing a trait the org has repeatedly dismissed is nudged down; one repeatedly confirmed, up — so the scanner adapts to this estate rather than scoring every run identically. Conservative and explainable: capped (max_adjust), gated on a minimum sample (min_evidence), scales with consensus, a finding never adjusts itself, only accuracy states count (not risk_accepted/resolved), it moves only the machine score (never the analyst's state), and a KEV finding is never pushed below kev_floor. Each adjusted finding records the reason in its rationale + a feedback-adjusted tag, and the scan's audit event carries the adjusted count.</w:t>
+        <w:t xml:space="preserve">The persisted validation decisions are also a training signal. Before export, apply_feedback builds a prior from the manual confirmed (true positive) and false_positive decisions in the state store, aggregated by weakness family (CWE) and component. A new finding sharing a trait the org has repeatedly dismissed is nudged down; one repeatedly confirmed, up — so the scanner adapts to this estate rather than scoring every run identically. Conservative and explainable: capped (max_adjust), gated on a minimum sample (min_evidence), scales with consensus, a finding never adjusts itself, only accuracy states count (not risk_accepted/resolved), it moves only the machine score (never the analyst's state), and a KEV finding is never pushed below kev_floor. Each adjusted finding records the reason in its rationale + a feedback-adjusted tag, and the scan's audit event carries the adjusted count. The same history also reaches the model directly: TriageHistory packages per-finding confirmed/false-positive counts for the exploitability prompt (5.4, feedback.prompt_history). The two mechanisms are complementary — the prompt context lets the model reason with the org's ground truth (and discount it when it doesn't transfer), while the score prior remains a deterministic, bounded backstop that works even when the AI stage is off.</w:t>
       </w:r>
     </w:p>
     <w:p>
@@ -4968,7 +4981,20 @@
         <w:spacing w:after="40"/>
       </w:pPr>
       <w:r>
-        <w:t xml:space="preserve">Feedback loop (tests/test_feedback.py) — false-positive history lowers / confirmed raises the score, min-evidence gate, self-exclusion, KEV-floor respect, disabled no-op, accuracy-states-only, store attribute round-trip.</w:t>
+        <w:t xml:space="preserve">Feedback loop (tests/test_feedback.py) — false-positive history lowers / confirmed raises the score, min-evidence gate, self-exclusion, KEV-floor respect, disabled no-op, accuracy-states-only, store attribute round-trip, and TriageHistory prompt-context counts.</w:t>
+      </w:r>
+    </w:p>
+    <w:p>
+      <w:pPr>
+        <w:pStyle w:val="ListParagraph"/>
+        <w:numPr>
+          <w:ilvl w:val="0"/>
+          <w:numId w:val="1"/>
+        </w:numPr>
+        <w:spacing w:after="40"/>
+      </w:pPr>
+      <w:r>
+        <w:t xml:space="preserve">Exploitability engine (tests/test_exploitability.py) — fake-LLM prompt assembly: results applied to findings/chains, prior_analyst_decisions carried with the right counts, omitted when there's no history or the feature is off.</w:t>
       </w:r>
     </w:p>
     <w:p>
@@ -5094,7 +5120,7 @@
         <w:spacing w:after="40"/>
       </w:pPr>
       <w:r>
-        <w:t xml:space="preserve">feedback — analyst-feedback score prior: enabled, max_adjust, min_evidence.</w:t>
+        <w:t xml:space="preserve">feedback — analyst-feedback loop: enabled, max_adjust, min_evidence (score prior), prompt_history (triage history into the AI prompt).</w:t>
       </w:r>
     </w:p>
     <w:p>

--- a/docs/DESIGN.docx
+++ b/docs/DESIGN.docx
@@ -2685,7 +2685,7 @@
         <w:spacing w:after="120"/>
       </w:pPr>
       <w:r>
-        <w:t xml:space="preserve">Internal lifecycle mapped to ServiceNow VR states on export: new -&gt; under_investigation -&gt; confirmed / false_positive / risk_accepted / duplicate / resolved. The pipeline proposes a conservative initial state; a human confirms or overrides. Persistence is the important property: the StateStore persists each decision keyed by fingerprint, tags whether a human set it, and freezes a machine-belief snapshot — the risk score, AI exploitability score, EPSS, KEV, reachability, severity, and repo the pipeline held at record time, plus a decided_at timestamp. Manual entries are never overwritten by machine records, so an analyst decision keeps the prediction it was made against — the ground truth the calibration report (5.7b) grades. On rescan, any manual decision or terminal closure is honored and never re-opened — analyst effort is never silently discarded. The store is pluggable behind StateStoreBase (storage.backend): the file StateStore (JSON, atomic writes) or the DB-backed SqlStateStore (SQLAlchemy -&gt; Postgres/SQLite) for shared HA use, with concurrency-safe writes (a manual decision always wins; a machine proposal never overwrites a manual/terminal row). Pre-snapshot entries still load: the file store tolerates absent keys and the SQL store applies ADD COLUMN migrations on open.</w:t>
+        <w:t xml:space="preserve">Internal lifecycle mapped to ServiceNow VR states on export: new -&gt; under_investigation -&gt; confirmed / false_positive / risk_accepted / duplicate / resolved. The pipeline proposes a conservative initial state; a human confirms or overrides. Persistence is the important property: the StateStore persists each decision keyed by fingerprint, tags whether a human set it, freezes a machine-belief snapshot — the risk score, AI exploitability score, EPSS, KEV, reachability, severity, and repo the pipeline held at record time — plus a decided_at timestamp and the analyst's optional one-line note (why). Manual entries are never overwritten by machine records, so an analyst decision keeps the prediction it was made against — the ground truth the calibration report (5.7b) grades. On rescan, any manual decision or terminal closure is honored and never re-opened — analyst effort is never silently discarded. The store is pluggable behind StateStoreBase (storage.backend): the file StateStore (JSON, atomic writes) or the DB-backed SqlStateStore (SQLAlchemy -&gt; Postgres/SQLite) for shared HA use, with concurrency-safe writes (a manual decision always wins; a machine proposal never overwrites a manual/terminal row). Pre-snapshot entries still load: the file store tolerates absent keys and the SQL store applies ADD COLUMN migrations on open.</w:t>
       </w:r>
     </w:p>
     <w:p>
@@ -2702,7 +2702,7 @@
         <w:spacing w:after="120"/>
       </w:pPr>
       <w:r>
-        <w:t xml:space="preserve">The persisted validation decisions are also a training signal. Before export, apply_feedback builds a prior from the manual confirmed (true positive) and false_positive decisions in the state store, aggregated by weakness family (CWE) and component. A new finding sharing a trait the org has repeatedly dismissed is nudged down; one repeatedly confirmed, up — so the scanner adapts to this estate rather than scoring every run identically. Conservative and explainable: capped (max_adjust), gated on a minimum sample (min_evidence), scales with consensus, a finding never adjusts itself, only accuracy states count (not risk_accepted/resolved), it moves only the machine score (never the analyst's state), and a KEV finding is never pushed below kev_floor. Each adjusted finding records the reason in its rationale + a feedback-adjusted tag, and the scan's audit event carries the adjusted count. The same history also reaches the model directly: TriageHistory packages per-finding confirmed/false-positive counts for the exploitability prompt (5.4, feedback.prompt_history). The two mechanisms are complementary — the prompt context lets the model reason with the org's ground truth (and discount it when it doesn't transfer), while the score prior remains a deterministic, bounded backstop that works even when the AI stage is off.</w:t>
+        <w:t xml:space="preserve">The persisted validation decisions are also a training signal. Before export, apply_feedback builds a prior from the manual confirmed (true positive) and false_positive decisions in the state store, aggregated by weakness family (CWE) and component. A new finding sharing a trait the org has repeatedly dismissed is nudged down; one repeatedly confirmed, up — so the scanner adapts to this estate rather than scoring every run identically. Conservative and explainable: capped (max_adjust), gated on a minimum sample (min_evidence), scales with consensus, a finding never adjusts itself, only accuracy states count (not risk_accepted/resolved), it moves only the machine score (never the analyst's state), and a KEV finding is never pushed below kev_floor. Each adjusted finding records the reason in its rationale + a feedback-adjusted tag, and the scan's audit event carries the adjusted count. The same history also reaches the model directly: TriageHistory packages per-finding confirmed/false-positive counts — plus up to three most-recent analyst notes labeled with their outcome — for the exploitability prompt (5.4, feedback.prompt_history). The notes make the history transferable: 'false_positive: vendored test fixture' tells the model when the precedent applies, where a bare count can't. The two mechanisms are complementary — the prompt context lets the model reason with the org's ground truth (and discount it when it doesn't transfer), while the score prior remains a deterministic, bounded backstop that works even when the AI stage is off.</w:t>
       </w:r>
     </w:p>
     <w:p>
@@ -2753,7 +2753,7 @@
         <w:spacing w:after="120"/>
       </w:pPr>
       <w:r>
-        <w:t xml:space="preserve">A FastAPI backend holds the latest result in memory; the frontend is a single dependency-free HTML page, plus GET /api/export for JSON/CSV downloads. Overview: the landing page — run status (source, mode, last run), key metrics, a severity breakdown, quick actions (run, download JSON/CSV, jump to a tab), and an in-app usage guide, making the UI a complete usage surface with no CLI required. Findings: the triage queue with filters, signal badges, a per-finding detail drawer (CVSS vector, EPSS, reachability, provenance, rationale, remediation, tags, threats, chains), and inline validation-state editing that persists to the persistent store.</w:t>
+        <w:t xml:space="preserve">A FastAPI backend holds the latest result in memory; the frontend is a single dependency-free HTML page, plus GET /api/export for JSON/CSV downloads. Overview: the landing page — run status (source, mode, last run), key metrics, a severity breakdown, quick actions (run, download JSON/CSV, jump to a tab), and an in-app usage guide, making the UI a complete usage surface with no CLI required. Findings: the triage queue with filters, signal badges, a per-finding detail drawer (CVSS vector, EPSS, reachability, provenance, rationale, remediation, tags, threats, chains), and inline validation-state editing that persists to the persistent store; the drawer's Triage section takes an optional one-line note with the decision — persisted, audited, and fed to the AI on similar findings.</w:t>
       </w:r>
     </w:p>
     <w:p>
@@ -4903,7 +4903,7 @@
         <w:spacing w:after="40"/>
       </w:pPr>
       <w:r>
-        <w:t xml:space="preserve">State store (tests/test_validation.py) — atomic save round-trip, no temp leftover, crash-during-replace preserves the existing file, machine-belief snapshot capture, legacy (pre-snapshot) entries loading cleanly.</w:t>
+        <w:t xml:space="preserve">State store (tests/test_validation.py) — atomic save round-trip, no temp leftover, crash-during-replace preserves the existing file, machine-belief snapshot capture, analyst-note round-trip, legacy (pre-snapshot) entries loading cleanly.</w:t>
       </w:r>
     </w:p>
     <w:p>
@@ -4981,7 +4981,7 @@
         <w:spacing w:after="40"/>
       </w:pPr>
       <w:r>
-        <w:t xml:space="preserve">Feedback loop (tests/test_feedback.py) — false-positive history lowers / confirmed raises the score, min-evidence gate, self-exclusion, KEV-floor respect, disabled no-op, accuracy-states-only, store attribute round-trip, and TriageHistory prompt-context counts.</w:t>
+        <w:t xml:space="preserve">Feedback loop (tests/test_feedback.py) — false-positive history lowers / confirmed raises the score, min-evidence gate, self-exclusion, KEV-floor respect, disabled no-op, accuracy-states-only, store attribute round-trip, and TriageHistory prompt-context counts and analyst notes (labeled, capped).</w:t>
       </w:r>
     </w:p>
     <w:p>

--- a/docs/DESIGN.docx
+++ b/docs/DESIGN.docx
@@ -2702,7 +2702,7 @@
         <w:spacing w:after="120"/>
       </w:pPr>
       <w:r>
-        <w:t xml:space="preserve">The persisted validation decisions are also a training signal. Before export, apply_feedback builds a prior from the manual confirmed (true positive) and false_positive decisions in the state store, aggregated by weakness family (CWE) and component. A new finding sharing a trait the org has repeatedly dismissed is nudged down; one repeatedly confirmed, up — so the scanner adapts to this estate rather than scoring every run identically. Conservative and explainable: capped (max_adjust), gated on a minimum sample (min_evidence), scales with consensus, a finding never adjusts itself, only accuracy states count (not risk_accepted/resolved), it moves only the machine score (never the analyst's state), and a KEV finding is never pushed below kev_floor. Each adjusted finding records the reason in its rationale + a feedback-adjusted tag, and the scan's audit event carries the adjusted count. The same history also reaches the model directly: TriageHistory packages per-finding confirmed/false-positive counts — plus up to three most-recent analyst notes labeled with their outcome — for the exploitability prompt (5.4, feedback.prompt_history). The notes make the history transferable: 'false_positive: vendored test fixture' tells the model when the precedent applies, where a bare count can't. The two mechanisms are complementary — the prompt context lets the model reason with the org's ground truth (and discount it when it doesn't transfer), while the score prior remains a deterministic, bounded backstop that works even when the AI stage is off.</w:t>
+        <w:t xml:space="preserve">The persisted validation decisions are also a training signal. Before export, apply_feedback builds a prior from the manual confirmed (true positive) and false_positive decisions in the state store, aggregated by weakness family (CWE) and component. A new finding sharing a trait the org has repeatedly dismissed is nudged down; one repeatedly confirmed, up — so the scanner adapts to this estate rather than scoring every run identically. Conservative and explainable: capped (max_adjust), gated on a minimum sample (min_evidence), a finding never adjusts itself, only accuracy states count (not risk_accepted/resolved), it moves only the machine score (never the analyst's state), and a KEV finding is never pushed below kev_floor. Evidence is weighted, not just counted — delta = max_adjust * (W+ - W-) / (W+ + W- + shrinkage), each decision's weight decayed by age (halving every half_life_days) and boosted when made in the same repo as the new finding (same_repo_boost); the shrinkage pseudo-count keeps thin evidence humble (two unanimous decisions nudge, twenty approach the cap). Each adjusted finding records the reason in its rationale + a feedback-adjusted tag, and the scan's audit event carries the adjusted count. The same history also reaches the model directly: TriageHistory packages per-finding confirmed/false-positive counts — plus up to three most-recent analyst notes labeled with their outcome — for the exploitability prompt (5.4, feedback.prompt_history). The notes make the history transferable: 'false_positive: vendored test fixture' tells the model when the precedent applies, where a bare count can't. The two mechanisms are complementary — the prompt context lets the model reason with the org's ground truth (and discount it when it doesn't transfer), while the score prior remains a deterministic, bounded backstop that works even when the AI stage is off.</w:t>
       </w:r>
     </w:p>
     <w:p>
@@ -4981,7 +4981,7 @@
         <w:spacing w:after="40"/>
       </w:pPr>
       <w:r>
-        <w:t xml:space="preserve">Feedback loop (tests/test_feedback.py) — false-positive history lowers / confirmed raises the score, min-evidence gate, self-exclusion, KEV-floor respect, disabled no-op, accuracy-states-only, store attribute round-trip, and TriageHistory prompt-context counts and analyst notes (labeled, capped).</w:t>
+        <w:t xml:space="preserve">Feedback loop (tests/test_feedback.py) — false-positive history lowers / confirmed raises the score, min-evidence gate, self-exclusion, KEV-floor respect, disabled no-op, accuracy-states-only, store attribute round-trip, evidence weighting (shrinkage growth, time decay, same-repo boost), and TriageHistory prompt-context counts and analyst notes (labeled, capped).</w:t>
       </w:r>
     </w:p>
     <w:p>
@@ -5120,7 +5120,7 @@
         <w:spacing w:after="40"/>
       </w:pPr>
       <w:r>
-        <w:t xml:space="preserve">feedback — analyst-feedback loop: enabled, max_adjust, min_evidence (score prior), prompt_history (triage history into the AI prompt).</w:t>
+        <w:t xml:space="preserve">feedback — analyst-feedback loop: enabled, max_adjust, min_evidence, shrinkage, half_life_days, same_repo_boost (score prior), prompt_history (triage history into the AI prompt).</w:t>
       </w:r>
     </w:p>
     <w:p>

--- a/docs/DESIGN.docx
+++ b/docs/DESIGN.docx
@@ -2685,7 +2685,7 @@
         <w:spacing w:after="120"/>
       </w:pPr>
       <w:r>
-        <w:t xml:space="preserve">Internal lifecycle mapped to ServiceNow VR states on export: new -&gt; under_investigation -&gt; confirmed / false_positive / risk_accepted / duplicate / resolved. The pipeline proposes a conservative initial state; a human confirms or overrides. Persistence is the important property: the StateStore persists each decision keyed by fingerprint, tags whether a human set it, freezes a machine-belief snapshot — the risk score, AI exploitability score, EPSS, KEV, reachability, severity, and repo the pipeline held at record time — plus a decided_at timestamp and the analyst's optional one-line note (why). Manual entries are never overwritten by machine records, so an analyst decision keeps the prediction it was made against — the ground truth the calibration report (5.7b) grades. On rescan, any manual decision or terminal closure is honored and never re-opened — analyst effort is never silently discarded. The store is pluggable behind StateStoreBase (storage.backend): the file StateStore (JSON, atomic writes) or the DB-backed SqlStateStore (SQLAlchemy -&gt; Postgres/SQLite) for shared HA use, with concurrency-safe writes (a manual decision always wins; a machine proposal never overwrites a manual/terminal row). Pre-snapshot entries still load: the file store tolerates absent keys and the SQL store applies ADD COLUMN migrations on open.</w:t>
+        <w:t xml:space="preserve">Internal lifecycle mapped to ServiceNow VR states on export: new -&gt; under_investigation -&gt; confirmed / false_positive / risk_accepted / duplicate / resolved. The pipeline proposes a conservative initial state; a human confirms or overrides. Persistence is the important property: the StateStore persists each decision keyed by fingerprint, tags whether a human set it, freezes a machine-belief snapshot — the risk score, AI exploitability score, EPSS, KEV, reachability, severity, and repo the pipeline held at record time — plus a decided_at timestamp and the analyst's optional one-line note (why). Manual entries are never overwritten by machine records, so an analyst decision keeps the prediction it was made against — the ground truth the calibration report (5.7b) grades. On rescan, any manual decision or terminal closure is honored and never re-opened — analyst effort is never silently discarded. The store is pluggable behind StateStoreBase (storage.backend): the file StateStore (JSON, atomic writes) or the DB-backed SqlStateStore (SQLAlchemy -&gt; Postgres/SQLite) for shared HA use, with concurrency-safe writes (a manual decision always wins; a machine proposal never overwrites a manual/terminal row). Pre-snapshot entries still load: the file store tolerates absent keys and the SQL store applies ADD COLUMN migrations on open. Attack chains have a lifecycle too: analysts confirm or dismiss a chain (new / confirmed / false_positive), persisted under a chain:&lt;fingerprint&gt; key — the fingerprint hashes the chain's finding set, stable across runs where model-assigned chain ids are not — and re-applied on every scan. A dismissed chain stays in the result (visible, reversible) but is excluded from scoring, threat modeling, and the ServiceNow export; finding-oriented consumers (feedback prior, calibration) skip chain keys.</w:t>
       </w:r>
     </w:p>
     <w:p>
@@ -4903,7 +4903,7 @@
         <w:spacing w:after="40"/>
       </w:pPr>
       <w:r>
-        <w:t xml:space="preserve">State store (tests/test_validation.py) — atomic save round-trip, no temp leftover, crash-during-replace preserves the existing file, machine-belief snapshot capture, analyst-note round-trip, legacy (pre-snapshot) entries loading cleanly.</w:t>
+        <w:t xml:space="preserve">State store (tests/test_validation.py) — atomic save round-trip, no temp leftover, crash-during-replace preserves the existing file, machine-belief snapshot capture, analyst-note round-trip, legacy (pre-snapshot) entries loading cleanly, and chain decisions (round-trip, annotation, dismissed-chain exclusion, lifecycle states rejected).</w:t>
       </w:r>
     </w:p>
     <w:p>

--- a/docs/DESIGN.docx
+++ b/docs/DESIGN.docx
@@ -2719,7 +2719,7 @@
         <w:spacing w:after="120"/>
       </w:pPr>
       <w:r>
-        <w:t xml:space="preserve">The feedback prior adapts scores; the calibration report measures whether the scores were right to begin with. It joins each manual confirmed / false_positive decision to the machine-belief snapshot frozen with it (5.7) and reports: the confirm rate by predicted-score bucket (0-39 / 40-59 / 60-79 / 80-100) — rising with the bucket means the composite score predicts analyst outcomes, flat or inverted means the weights or the AI stage need work; the score separation (mean predicted score of confirmed vs false-positive decisions); and the noisiest keys — CWE families/components whose manual history is dominated by false positives (the same keys the feedback prior nudges), a concrete scanner-tuning worklist. Like the prior, it uses only accuracy states, and it is read-only — it changes nothing, it grades. Decisions persisted before snapshots existed count toward totals but cannot be bucketed (reported as unscored). Surfaced as GET /api/calibration, the UI Calibration tab, and codescan calibration on the CLI. Because the snapshot captures what the configured pipeline predicted, the report also makes provider/model routing changes (5.5) empirically comparable over time.</w:t>
+        <w:t xml:space="preserve">The feedback prior adapts scores; the calibration report measures whether the scores were right to begin with. It joins each manual confirmed / false_positive decision to the machine-belief snapshot frozen with it (5.7) and reports: the confirm rate by predicted-score bucket (0-39 / 40-59 / 60-79 / 80-100) — rising with the bucket means the composite score predicts analyst outcomes, flat or inverted means the weights or the AI stage need work; the score separation (mean predicted score of confirmed vs false-positive decisions); and the noisiest keys — CWE families/components whose manual history is dominated by false positives (the same keys the feedback prior nudges), a concrete scanner-tuning worklist. Like the prior, it uses only accuracy states, and it is read-only — it changes nothing, it grades. Decisions persisted before snapshots existed count toward totals but cannot be bucketed (reported as unscored). Surfaced as GET /api/calibration, the UI Calibration tab, and codescan calibration on the CLI. Because the snapshot captures what the configured pipeline predicted, the report also makes provider/model routing changes (5.5) empirically comparable over time. Drift alerting (thresholds in the calibration config section) turns the pull-based report into a continuous-monitoring control: after each scan the pipeline re-grades the history and raises a calibration.drift audit event — fanning out to the SIEM sinks — when the 80-100 bucket's confirm rate falls below min_high_confirm_rate or the confirmed-vs-false-positive mean-score gap falls below min_separation; both checks stay silent below min_bucket_decisions of evidence, so a cold store can't page anyone. Alerts also surface in the Calibration tab and the CLI report.</w:t>
       </w:r>
     </w:p>
     <w:p>
@@ -4929,7 +4929,7 @@
         <w:spacing w:after="40"/>
       </w:pPr>
       <w:r>
-        <w:t xml:space="preserve">Calibration (tests/test_calibration.py) — bucket/rate math, accuracy states only, noisy-key surfacing, legacy decisions counted but unbucketed, and the empty-store zeroed report; endpoint coverage in test_web.py.</w:t>
+        <w:t xml:space="preserve">Calibration (tests/test_calibration.py) — bucket/rate math, accuracy states only, noisy-key surfacing, legacy decisions counted but unbucketed, chain decisions excluded, the empty-store zeroed report, and drift alerts (precision + separation checks, evidence gate, disabled/healthy silence); endpoint coverage in test_web.py and the scan-time calibration.drift audit event in test_pipeline.py.</w:t>
       </w:r>
     </w:p>
     <w:p>
@@ -5121,6 +5121,19 @@
       </w:pPr>
       <w:r>
         <w:t xml:space="preserve">feedback — analyst-feedback loop: enabled, max_adjust, min_evidence, shrinkage, half_life_days, same_repo_boost (score prior), prompt_history (triage history into the AI prompt).</w:t>
+      </w:r>
+    </w:p>
+    <w:p>
+      <w:pPr>
+        <w:pStyle w:val="ListParagraph"/>
+        <w:numPr>
+          <w:ilvl w:val="0"/>
+          <w:numId w:val="1"/>
+        </w:numPr>
+        <w:spacing w:after="40"/>
+      </w:pPr>
+      <w:r>
+        <w:t xml:space="preserve">calibration — drift alerting: alerts_enabled, min_bucket_decisions, min_high_confirm_rate, min_separation.</w:t>
       </w:r>
     </w:p>
     <w:p>

--- a/docs/DESIGN.docx
+++ b/docs/DESIGN.docx
@@ -4086,6 +4086,14 @@
       </w:pPr>
       <w:r>
         <w:t xml:space="preserve">8. Security &amp; privacy</w:t>
+      </w:r>
+    </w:p>
+    <w:p>
+      <w:pPr>
+        <w:spacing w:after="120"/>
+      </w:pPr>
+      <w:r>
+        <w:t xml:space="preserve">The formal DFD set (context / logical / physical with trust boundaries and a per-boundary data-crossing table) is docs/DATAFLOW.md; the AI-governance control mapping is docs/GOVERNANCE.md; the change and release procedure is docs/RELEASING.md.</w:t>
       </w:r>
     </w:p>
     <w:p>

--- a/docs/DESIGN.docx
+++ b/docs/DESIGN.docx
@@ -2702,7 +2702,7 @@
         <w:spacing w:after="120"/>
       </w:pPr>
       <w:r>
-        <w:t xml:space="preserve">The persisted validation decisions are also a training signal. Before export, apply_feedback builds a prior from the manual confirmed (true positive) and false_positive decisions in the state store, aggregated by weakness family (CWE) and component. A new finding sharing a trait the org has repeatedly dismissed is nudged down; one repeatedly confirmed, up — so the scanner adapts to this estate rather than scoring every run identically. Conservative and explainable: capped (max_adjust), gated on a minimum sample (min_evidence), a finding never adjusts itself, only accuracy states count (not risk_accepted/resolved), it moves only the machine score (never the analyst's state), and a KEV finding is never pushed below kev_floor. Evidence is weighted, not just counted — delta = max_adjust * (W+ - W-) / (W+ + W- + shrinkage), each decision's weight decayed by age (halving every half_life_days) and boosted when made in the same repo as the new finding (same_repo_boost); the shrinkage pseudo-count keeps thin evidence humble (two unanimous decisions nudge, twenty approach the cap). Each adjusted finding records the reason in its rationale + a feedback-adjusted tag, and the scan's audit event carries the adjusted count. The same history also reaches the model directly: TriageHistory packages per-finding confirmed/false-positive counts — plus up to three most-recent analyst notes labeled with their outcome — for the exploitability prompt (5.4, feedback.prompt_history). The notes make the history transferable: 'false_positive: vendored test fixture' tells the model when the precedent applies, where a bare count can't. The two mechanisms are complementary — the prompt context lets the model reason with the org's ground truth (and discount it when it doesn't transfer), while the score prior remains a deterministic, bounded backstop that works even when the AI stage is off.</w:t>
+        <w:t xml:space="preserve">The persisted validation decisions are also a training signal. Before export, apply_feedback builds a prior from the manual confirmed (true positive) and false_positive decisions in the state store, aggregated by weakness family (CWE) and component. A new finding sharing a trait the org has repeatedly dismissed is nudged down; one repeatedly confirmed, up — so the scanner adapts to this estate rather than scoring every run identically. Conservative and explainable: capped (max_adjust), gated on a minimum sample (min_evidence), a finding never adjusts itself, only accuracy states count (not risk_accepted/resolved), it moves only the machine score (never the analyst's state), and a KEV finding is never pushed below kev_floor. Evidence is weighted, not just counted — delta = max_adjust * (W+ - W-) / (W+ + W- + shrinkage), each decision's weight decayed by age (halving every half_life_days) and boosted when made in the same repo as the new finding (same_repo_boost); the shrinkage pseudo-count limits the influence of small samples (two unanimous decisions produce a small adjustment; twenty approach the cap). Each adjusted finding records the reason in its rationale + a feedback-adjusted tag, and the scan's audit event carries the adjusted count. The same history also reaches the model directly: TriageHistory packages per-finding confirmed/false-positive counts — plus up to three most-recent analyst notes labeled with their outcome — for the exploitability prompt (5.4, feedback.prompt_history). The notes make the history transferable: 'false_positive: vendored test fixture' tells the model when the precedent applies, where a bare count can't. The two mechanisms are complementary — the prompt context lets the model reason with the org's ground truth (and discount it when it doesn't transfer), while the score prior remains a deterministic, bounded backstop that works even when the AI stage is off.</w:t>
       </w:r>
     </w:p>
     <w:p>
@@ -2719,7 +2719,7 @@
         <w:spacing w:after="120"/>
       </w:pPr>
       <w:r>
-        <w:t xml:space="preserve">The feedback prior adapts scores; the calibration report measures whether the scores were right to begin with. It joins each manual confirmed / false_positive decision to the machine-belief snapshot frozen with it (5.7) and reports: the confirm rate by predicted-score bucket (0-39 / 40-59 / 60-79 / 80-100) — rising with the bucket means the composite score predicts analyst outcomes, flat or inverted means the weights or the AI stage need work; the score separation (mean predicted score of confirmed vs false-positive decisions); and the noisiest keys — CWE families/components whose manual history is dominated by false positives (the same keys the feedback prior nudges), a concrete scanner-tuning worklist. Like the prior, it uses only accuracy states, and it is read-only — it changes nothing, it grades. Decisions persisted before snapshots existed count toward totals but cannot be bucketed (reported as unscored). Surfaced as GET /api/calibration, the UI Calibration tab, and codescan calibration on the CLI. Because the snapshot captures what the configured pipeline predicted, the report also makes provider/model routing changes (5.5) empirically comparable over time. Drift alerting (thresholds in the calibration config section) turns the pull-based report into a continuous-monitoring control: after each scan the pipeline re-grades the history and raises a calibration.drift audit event — fanning out to the SIEM sinks — when the 80-100 bucket's confirm rate falls below min_high_confirm_rate or the confirmed-vs-false-positive mean-score gap falls below min_separation; both checks stay silent below min_bucket_decisions of evidence, so a cold store can't page anyone. Alerts also surface in the Calibration tab and the CLI report.</w:t>
+        <w:t xml:space="preserve">The feedback prior adapts scores; the calibration report measures whether the scores were right to begin with. It joins each manual confirmed / false_positive decision to the machine-belief snapshot frozen with it (5.7) and reports: the confirm rate by predicted-score bucket (0-39 / 40-59 / 60-79 / 80-100) — rising with the bucket means the composite score predicts analyst outcomes, flat or inverted means the weights or the AI stage need work; the score separation (mean predicted score of confirmed vs false-positive decisions); and the noisiest keys — CWE families/components whose manual history is dominated by false positives (the same keys the feedback prior nudges), a concrete scanner-tuning worklist. Like the prior, it uses only accuracy states, and it is read-only — it changes nothing, it grades. Decisions persisted before snapshots existed count toward totals but cannot be bucketed (reported as unscored). Surfaced as GET /api/calibration, the UI Calibration tab, and codescan calibration on the CLI. Because the snapshot captures what the configured pipeline predicted, the report also makes provider/model routing changes (5.5) empirically comparable over time. Drift alerting (thresholds in the calibration config section) turns the pull-based report into a continuous-monitoring control: after each scan the pipeline re-grades the history and raises a calibration.drift audit event — fanning out to the SIEM sinks — when the 80-100 bucket's confirm rate falls below min_high_confirm_rate or the confirmed-vs-false-positive mean-score gap falls below min_separation; both checks stay silent below min_bucket_decisions of evidence, so a new deployment or a small number of disagreeing decisions does not trigger alerts. Alerts also surface in the Calibration tab and the CLI report.</w:t>
       </w:r>
     </w:p>
     <w:p>

--- a/docs/DESIGN.docx
+++ b/docs/DESIGN.docx
@@ -138,7 +138,7 @@
                 <w:sz w:val="20"/>
                 <w:szCs w:val="20"/>
               </w:rPr>
-              <w:t xml:space="preserve">Draft / v0.1</w:t>
+              <w:t xml:space="preserve">Draft / v0.2</w:t>
             </w:r>
           </w:p>
         </w:tc>

--- a/docs/DESIGN.docx
+++ b/docs/DESIGN.docx
@@ -4172,6 +4172,19 @@
       </w:pPr>
       <w:r>
         <w:t xml:space="preserve">Optional API-token guard — CODESCAN_API_TOKEN guards /api/* (Authorization: Bearer, X-API-Token, or a cookie set from /?token=) with a constant-time compare; healthz and the static shell stay open. Defense in depth for accidental exposure; SSO/RBAC belongs at the reverse proxy.</w:t>
+      </w:r>
+    </w:p>
+    <w:p>
+      <w:pPr>
+        <w:pStyle w:val="ListParagraph"/>
+        <w:numPr>
+          <w:ilvl w:val="0"/>
+          <w:numId w:val="1"/>
+        </w:numPr>
+        <w:spacing w:after="40"/>
+      </w:pPr>
+      <w:r>
+        <w:t xml:space="preserve">Resource controls against unbounded consumption (ratelimit.py, OWASP LLM04/10) — a per-client token-bucket limiter throttles /api/* (server.rate_limit_rpm/burst, keyed by SSO actor or client IP) ahead of the token guard, so a flood is cheap to reject with 429; a per-scan ceiling (server.max_findings_per_scan) bounds the cost of any single run, keeping the highest-severity findings and recording a scan.truncated audit event when it trims. Set at startup; behind a load balancer the proxy's limiter is still preferred.</w:t>
       </w:r>
     </w:p>
     <w:p>

--- a/docs/DESIGN.docx
+++ b/docs/DESIGN.docx
@@ -5028,7 +5028,33 @@
         <w:spacing w:after="40"/>
       </w:pPr>
       <w:r>
-        <w:t xml:space="preserve">Web API (tests/test_web.py) — FastAPI TestClient over state, scan, state-change (persisted across rescan), validation, ServiceNow, and the API-token guard.</w:t>
+        <w:t xml:space="preserve">Web API (tests/test_web.py) — FastAPI TestClient over state, scan, state-change (persisted across rescan), validation, ServiceNow, the API-token guard, and rate limiting (429 on flood, healthz unthrottled).</w:t>
+      </w:r>
+    </w:p>
+    <w:p>
+      <w:pPr>
+        <w:pStyle w:val="ListParagraph"/>
+        <w:numPr>
+          <w:ilvl w:val="0"/>
+          <w:numId w:val="1"/>
+        </w:numPr>
+        <w:spacing w:after="40"/>
+      </w:pPr>
+      <w:r>
+        <w:t xml:space="preserve">Rate limiter (tests/test_ratelimit.py) — token-bucket burst/refill, per-client isolation, idle eviction.</w:t>
+      </w:r>
+    </w:p>
+    <w:p>
+      <w:pPr>
+        <w:pStyle w:val="ListParagraph"/>
+        <w:numPr>
+          <w:ilvl w:val="0"/>
+          <w:numId w:val="1"/>
+        </w:numPr>
+        <w:spacing w:after="40"/>
+      </w:pPr>
+      <w:r>
+        <w:t xml:space="preserve">Adversarial / robustness (tests/test_security.py) — the ATLAS-aligned threat model's guards: injection text carried as data only, a hostile model response can't invent findings or inflate scores (id allow-listing, score clamping, enum fallback), poisoned feedback stays within the cap and never overrides the KEV floor.</w:t>
       </w:r>
     </w:p>
     <w:p>

--- a/docs/DESIGN.docx
+++ b/docs/DESIGN.docx
@@ -5067,7 +5067,7 @@
         <w:spacing w:after="40"/>
       </w:pPr>
       <w:r>
-        <w:t xml:space="preserve">All tests run offline with no Anthropic key; AI stages are validated by contract (schema) rather than live calls. CI (.github/workflows/ci.yml) runs ruff + mypy + pytest on a 3.10-3.12 matrix and builds the image on every push/PR; mypy is a clean gate and the package ships py.typed.</w:t>
+        <w:t xml:space="preserve">All tests run offline with no Anthropic key; AI stages are validated by contract (schema) rather than live calls. CI (.github/workflows/ci.yml) runs ruff + mypy + pytest on a 3.10-3.12 matrix, builds the image, and runs a supply-chain job (pip-audit dependency scan + CycloneDX SBOM artifact) on every push/PR; mypy is a clean gate and the package ships py.typed.</w:t>
       </w:r>
     </w:p>
     <w:p>

--- a/docs/DESIGN.docx
+++ b/docs/DESIGN.docx
@@ -1685,7 +1685,7 @@
         <w:spacing w:after="120"/>
       </w:pPr>
       <w:r>
-        <w:t xml:space="preserve">The repo inventory (scan surface) comes from a pluggable SCM source: Bitbucket Data Center (bitbucket.py) or GitHub / GitHub Enterprise Server (github.py), selected by source.provider (editable in the config UI). Both emit the same Repo list; GitHub's identity is owner/name (its full_name), so Snyk/Xray findings anchor to the same repo regardless of provider. Repo mapping (Snyk projects / Xray builds back to repos) is the documented integration point to harden for production.</w:t>
+        <w:t xml:space="preserve">The repo inventory (scan surface) comes from a pluggable SCM source: Bitbucket Data Center (bitbucket.py) or GitHub / GitHub Enterprise Server (github.py), selected by source.provider (editable in the config UI). Both emit the same Repo list; GitHub's identity is owner/name (its full_name), so Snyk/Xray findings anchor to the same repo regardless of provider. Repo mapping (Snyk projects / Xray builds back to repos) is the documented integration point to harden for production. Each finding source is used only when its credentials are present — an unconfigured source is skipped (logged, not an error), so a scan runs on whichever sources are wired up, including a whitebox-only scan (scan --whitebox) that reviews a GitHub repo's source with the built-in OpenHack engine using just an Anthropic key, a GitHub token, and git. GitHub's api_url defaults to api.github.com when unset.</w:t>
       </w:r>
     </w:p>
     <w:p>

--- a/docs/DESIGN.docx
+++ b/docs/DESIGN.docx
@@ -5028,7 +5028,7 @@
         <w:spacing w:after="40"/>
       </w:pPr>
       <w:r>
-        <w:t xml:space="preserve">Web API (tests/test_web.py) — FastAPI TestClient over state, scan, state-change (persisted across rescan), validation, ServiceNow, the API-token guard, and rate limiting (429 on flood, healthz unthrottled).</w:t>
+        <w:t xml:space="preserve">Web API (tests/test_web.py) — FastAPI TestClient over state, scan, state-change (persisted across rescan), validation, ServiceNow, the API-token guard, and rate limiting (429 on flood, healthz unthrottled, limiter wrapping auth so bad-token brute-force is throttled).</w:t>
       </w:r>
     </w:p>
     <w:p>
@@ -5042,6 +5042,19 @@
       </w:pPr>
       <w:r>
         <w:t xml:space="preserve">Rate limiter (tests/test_ratelimit.py) — token-bucket burst/refill, per-client isolation, idle eviction.</w:t>
+      </w:r>
+    </w:p>
+    <w:p>
+      <w:pPr>
+        <w:pStyle w:val="ListParagraph"/>
+        <w:numPr>
+          <w:ilvl w:val="0"/>
+          <w:numId w:val="1"/>
+        </w:numPr>
+        <w:spacing w:after="40"/>
+      </w:pPr>
+      <w:r>
+        <w:t xml:space="preserve">CLI wiring (tests/test_cli.py) — --whitebox enables the built-in OpenHack engine for the target repo and is rejected with --no-ai.</w:t>
       </w:r>
     </w:p>
     <w:p>

--- a/docs/DESIGN.docx
+++ b/docs/DESIGN.docx
@@ -1883,7 +1883,7 @@
         <w:spacing w:after="120"/>
       </w:pPr>
       <w:r>
-        <w:t xml:space="preserve">Every AI stage runs through a provider harness (providers/): each supplier — anthropic (native structured outputs, adaptive thinking, effort, Fable fallbacks), openai (and any OpenAI-compatible endpoint via OPENAI_BASE_URL), google (Gemini) — implements the same complete_json contract. Non-Anthropic SDKs are imported lazily, so they are optional deps. ModelRouter resolves a task to a ModelSpec (provider + model + effort + token budget) and LLMClient dispatches to the resolved supplier, so a task can run on any model from any supplier, set in config.</w:t>
+        <w:t xml:space="preserve">Every AI stage runs through a provider harness (providers/): each supplier — anthropic (native structured outputs, adaptive thinking, effort, Fable fallbacks), openai (and any OpenAI-compatible endpoint via OPENAI_BASE_URL), google (Gemini), foundry (Microsoft Foundry / Azure AI Foundry deployments via FOUNDRY_BASE_URL + FOUNDRY_API_KEY, with FOUNDRY_API_VERSION for classic Azure OpenAI endpoints) — implements the same complete_json contract. Non-Anthropic SDKs are imported lazily, so they are optional deps. ModelRouter resolves a task to a ModelSpec (provider + model + effort + token budget) and LLMClient dispatches to the resolved supplier, so a task can run on any model from any supplier, set in config.</w:t>
       </w:r>
     </w:p>
     <w:tbl>

--- a/docs/DESIGN.docx
+++ b/docs/DESIGN.docx
@@ -904,7 +904,7 @@
                 <w:sz w:val="20"/>
                 <w:szCs w:val="20"/>
               </w:rPr>
-              <w:t xml:space="preserve">llm.py — task-to-model router over the Anthropic SDK.</w:t>
+              <w:t xml:space="preserve">llm.py — task-to-model router over the Microsoft Foundry provider.</w:t>
             </w:r>
           </w:p>
         </w:tc>
@@ -927,7 +927,7 @@
       <w:r>
         <w:drawing>
           <wp:inline distT="0" distB="0" distL="0" distR="0">
-            <wp:extent cx="5943600" cy="3590925"/>
+            <wp:extent cx="5943600" cy="3076575"/>
             <wp:effectExtent t="0" r="0" b="0" l="0"/>
             <wp:docPr id="1" name="" descr="" title=""/>
             <wp:cNvGraphicFramePr>
@@ -952,7 +952,7 @@
                   <pic:spPr bwMode="auto">
                     <a:xfrm>
                       <a:off x="0" y="0"/>
-                      <a:ext cx="5943600" cy="3590925"/>
+                      <a:ext cx="5943600" cy="3076575"/>
                     </a:xfrm>
                     <a:prstGeom prst="rect">
                       <a:avLst/>
@@ -1356,7 +1356,7 @@
                 <w:sz w:val="20"/>
                 <w:szCs w:val="20"/>
               </w:rPr>
-              <w:t xml:space="preserve">Model routing (+ auto-route), multi-provider client, bounded parallelism.</w:t>
+              <w:t xml:space="preserve">Model routing (+ auto-route), Foundry model gateway, bounded parallelism.</w:t>
             </w:r>
           </w:p>
         </w:tc>
@@ -1677,7 +1677,7 @@
         <w:spacing w:after="120"/>
       </w:pPr>
       <w:r>
-        <w:t xml:space="preserve">Different suppliers per pass. openhack.pass_models routes each pass to its own supplier/model (pass i -&gt; pass_models[i % len], unset fields inheriting the openhack tier, via LLMClient.resolve_spec / ModelRouter.override). Different vendors have different blind spots, so diverse passes make the union broader and the agreement more meaningful — a finding confirmed by two or more suppliers earns a multi-supplier tag. Each pass is isolated: a supplier without a configured key is logged and skipped, and the union still benefits from the passes that ran.</w:t>
+        <w:t xml:space="preserve">Different models per pass. openhack.pass_models routes each pass to its own model (pass i -&gt; pass_models[i % len], unset fields inheriting the openhack tier, via LLMClient.resolve_spec / ModelRouter.override). Different model families have different blind spots, so diverse passes make the union broader and the agreement more meaningful — a finding confirmed by two or more models earns a multi-model tag. Each pass is isolated: a failing model deployment is logged and skipped, and the union still benefits from the passes that ran.</w:t>
       </w:r>
     </w:p>
     <w:p>
@@ -1875,7 +1875,7 @@
         <w:spacing w:after="80" w:before="180"/>
       </w:pPr>
       <w:r>
-        <w:t xml:space="preserve">5.5 Model routing + multi-provider harness (llm.py, providers/)</w:t>
+        <w:t xml:space="preserve">5.5 Model routing + Foundry provider (llm.py, providers/)</w:t>
       </w:r>
     </w:p>
     <w:p>
@@ -1883,7 +1883,7 @@
         <w:spacing w:after="120"/>
       </w:pPr>
       <w:r>
-        <w:t xml:space="preserve">Every AI stage runs through a provider harness (providers/): each supplier — anthropic (native structured outputs, adaptive thinking, effort, Fable fallbacks), openai (and any OpenAI-compatible endpoint via OPENAI_BASE_URL), google (Gemini), foundry (Microsoft Foundry / Azure AI Foundry deployments via FOUNDRY_BASE_URL + FOUNDRY_API_KEY, with FOUNDRY_API_VERSION for classic Azure OpenAI endpoints) — implements the same complete_json contract. Non-Anthropic SDKs are imported lazily, so they are optional deps. ModelRouter resolves a task to a ModelSpec (provider + model + effort + token budget) and LLMClient dispatches to the resolved supplier, so a task can run on any model from any supplier, set in config.</w:t>
+        <w:t xml:space="preserve">Every AI stage runs through the Foundry provider (providers/): all models are served by one Microsoft Azure AI Foundry resource (FOUNDRY_API_KEY + FOUNDRY_RESOURCE, or FOUNDRY_BASE_URL / AZURE_OPENAI_*; FOUNDRY_API_VERSION for classic Azure OpenAI endpoints). The model name picks the API surface: claude-* deployments use Anthropic's native Messages API on the resource (structured outputs, adaptive thinking, effort, client-side Fable refusal fallbacks); any other deployment — OpenAI GPT, Google Gemini, Mistral — uses the resource's OpenAI-compatible endpoint (JSON mode + defensive parsing). Both paths implement the same complete_json contract; SDKs are imported lazily, so they are optional deps. ModelRouter resolves a task to a ModelSpec (provider + model + effort + token budget) and LLMClient dispatches through the registry, so a task can run on any model deployment, set in config.</w:t>
       </w:r>
     </w:p>
     <w:tbl>
@@ -2255,7 +2255,7 @@
         <w:spacing w:after="120"/>
       </w:pPr>
       <w:r>
-        <w:t xml:space="preserve">The client omits effort / adaptive thinking for models that don't support them (Haiku) and enables server-side refusal fallbacks for Fable/Mythos (security tooling can trip false-positive classifier refusals; the request transparently re-serves on Opus 4.8). Config ai.tasks.&lt;name&gt; overrides any field per task. Adding a new AI stage is a one-liner.</w:t>
+        <w:t xml:space="preserve">The provider omits effort / adaptive thinking for models that don't support them (Haiku) and registers the Anthropic SDK's client-side refusal fallback for Fable/Mythos (security tooling can trip false-positive classifier refusals; the request transparently re-serves on Opus 4.8 — Foundry has no server-side fallback support). Config ai.tasks.&lt;name&gt; overrides any field per task. Adding a new AI stage is a one-liner.</w:t>
       </w:r>
     </w:p>
     <w:p>
@@ -2263,7 +2263,7 @@
         <w:spacing w:after="120"/>
       </w:pPr>
       <w:r>
-        <w:t xml:space="preserve">Enterprise / Fable 5. For security triage, capability on the judgement tasks converts to outcomes, so the enterprise profile (config/config.enterprise.yaml) routes exploitability / threat modeling / whitebox review to Fable 5 and keeps mechanical work on Haiku. codescan handles Fable's enterprise behaviors: the refusal fallback above; data residency (ai.inference_geo us/eu, threaded onto Anthropic first-party requests); and Fable's 30-day data-retention requirement — under zero data retention Anthropic 400s Fable, which the provider re-raises with actionable guidance (route to Opus 4.8). Fable also can't use the Batches API, so batch mode keeps Fable tasks synchronous.</w:t>
+        <w:t xml:space="preserve">Enterprise / Fable 5. For security triage, capability on the judgement tasks converts to outcomes, so the enterprise profile (config/config.enterprise.yaml) routes exploitability / threat modeling / whitebox review to Fable 5 and keeps mechanical work on Haiku. codescan handles Fable's enterprise behaviors: the refusal fallback above, with data residency and retention governed by the Azure region and policy of the Foundry resource; a rejected Fable request surfaces with actionable guidance (route to Opus 4.8).</w:t>
       </w:r>
     </w:p>
     <w:p>
@@ -2271,7 +2271,7 @@
         <w:spacing w:after="120"/>
       </w:pPr>
       <w:r>
-        <w:t xml:space="preserve">Silent adaptive routing (ai.auto_route, off by default). When enabled, each AI call is nudged up or down an Anthropic capability ladder — Haiku -&gt; Sonnet -&gt; Opus -&gt; Fable — relative to its configured tier, by a difficulty signal the calling stage computes (group_difficulty / size_difficulty): a single low-severity finding downgrades (cheaper), while a KEV / multi-critical / large group upgrades (stronger). It only shifts Anthropic ladder models — custom ids and other suppliers are untouched — and clamps at both ends. Enabling it is the operator's explicit opt-in; thereafter it applies silently per call.</w:t>
+        <w:t xml:space="preserve">Silent adaptive routing (ai.auto_route, off by default). When enabled, each AI call is nudged up or down the Claude capability ladder — Haiku -&gt; Sonnet -&gt; Opus -&gt; Fable — relative to its configured tier, by a difficulty signal the calling stage computes (group_difficulty / size_difficulty): a single low-severity finding downgrades (cheaper), while a KEV / multi-critical / large group upgrades (stronger). It only shifts Claude ladder models — custom deployment names and other model families are untouched — and clamps at both ends. Enabling it is the operator's explicit opt-in; thereafter it applies silently per call.</w:t>
       </w:r>
     </w:p>
     <w:p>
@@ -2279,7 +2279,7 @@
         <w:spacing w:after="120"/>
       </w:pPr>
       <w:r>
-        <w:t xml:space="preserve">Fan-out (complete_json_many). The judgement-heavy stages each build one request per repo/service and hand the list to LLMClient.complete_json_many, which owns the fan-out and returns {custom_id: result}. Two strategies: (a) bounded concurrency (ai.max_concurrency, default 4) via resilient_map — up to N at once, per-item failures isolated, deterministic apply order, latency-only (same requests/cost); or (b) Message Batches (ai.batch) — one Anthropic batch at ~50% token cost, asynchronous (the pipeline polls up to batch_max_wait_seconds), for scheduled runs. Fable (refusal fallbacks are rejected on Batches) and non-Anthropic requests fall back to concurrency, as does the whole set if submission errors. Prompt caching is deliberately omitted: the static system prompts sit below the model's minimum cacheable-prefix size and payloads differ.</w:t>
+        <w:t xml:space="preserve">Fan-out (complete_json_many). The judgement-heavy stages each build one request per repo/service and hand the list to LLMClient.complete_json_many, which owns the fan-out and returns {custom_id: result}: bounded concurrency (ai.max_concurrency, default 4) via resilient_map — up to N at once, per-item failures isolated, deterministic apply order, latency-only (same requests/cost). Prompt caching is deliberately omitted: the static system prompts sit below the model's minimum cacheable-prefix size and payloads differ.</w:t>
       </w:r>
     </w:p>
     <w:p>
@@ -4132,7 +4132,7 @@
         <w:spacing w:after="40"/>
       </w:pPr>
       <w:r>
-        <w:t xml:space="preserve">Refusal handling — on Fable/Mythos the client opts into server-side fallbacks so a false-positive classifier refusal is transparently re-served; a genuine refusal surfaces as an error and deterministic scoring still stands.</w:t>
+        <w:t xml:space="preserve">Refusal handling — on Fable/Mythos the client registers client-side fallbacks so a false-positive classifier refusal is transparently re-served; a genuine refusal surfaces as an error and deterministic scoring still stands.</w:t>
       </w:r>
     </w:p>
     <w:p>
@@ -4711,7 +4711,7 @@
         <w:spacing w:after="40"/>
       </w:pPr>
       <w:r>
-        <w:t xml:space="preserve">Horizontal path: the per-service AI calls are embarrassingly parallel — run concurrently (ai.max_concurrency) for latency, or via the Message Batches API (ai.batch) for ~50% cost on scheduled runs.</w:t>
+        <w:t xml:space="preserve">Horizontal path: the per-service AI calls are embarrassingly parallel — run concurrently (ai.max_concurrency) to cut wall-clock time.</w:t>
       </w:r>
     </w:p>
     <w:p>
@@ -4798,7 +4798,7 @@
         <w:spacing w:after="40"/>
       </w:pPr>
       <w:r>
-        <w:t xml:space="preserve">AI cost/latency — per-service calls run with bounded parallelism (ai.max_concurrency) or, for ~50% cost on scheduled runs, the Message Batches API (ai.batch); both via complete_json_many.</w:t>
+        <w:t xml:space="preserve">AI cost/latency — per-service calls run with bounded parallelism (ai.max_concurrency) via complete_json_many.</w:t>
       </w:r>
     </w:p>
     <w:p>
@@ -4898,19 +4898,6 @@
         <w:spacing w:after="40"/>
       </w:pPr>
       <w:r>
-        <w:t xml:space="preserve">Batches API (tests/test_batch.py) — complete_json_many sync vs batch path, Fable/non-Anthropic exclusion, batch-error fallback to sync, and AnthropicProvider.complete_json_batch collection with a fake batches client.</w:t>
-      </w:r>
-    </w:p>
-    <w:p>
-      <w:pPr>
-        <w:pStyle w:val="ListParagraph"/>
-        <w:numPr>
-          <w:ilvl w:val="0"/>
-          <w:numId w:val="1"/>
-        </w:numPr>
-        <w:spacing w:after="40"/>
-      </w:pPr>
-      <w:r>
         <w:t xml:space="preserve">ServiceNow (tests/test_servicenow.py) — JSON/CSV output and the Table API push path (posts each record; a failing push doesn't abort the export).</w:t>
       </w:r>
     </w:p>
@@ -4963,7 +4950,7 @@
         <w:spacing w:after="40"/>
       </w:pPr>
       <w:r>
-        <w:t xml:space="preserve">Enterprise / Fable 5 (tests/test_enterprise.py) — inference_geo threaded onto requests, Fable's data-retention 400 re-raised actionably, and the enterprise config profile routing deep tasks to Fable / mechanical to Haiku.</w:t>
+        <w:t xml:space="preserve">Enterprise / Fable 5 (tests/test_enterprise.py) — the enterprise config profile routing deep tasks to Fable / mechanical to Haiku, with HA storage and SIEM audit wired.</w:t>
       </w:r>
     </w:p>
     <w:p>
@@ -5102,7 +5089,7 @@
         <w:spacing w:after="40"/>
       </w:pPr>
       <w:r>
-        <w:t xml:space="preserve">ai — default tier + per-task routing (tasks.&lt;name&gt;), plus max_concurrency (bounded parallelism), auto_route (silent adaptive tier selection), batch (Message Batches API, ~50% cost), and inference_geo (Anthropic data residency). See config/config.enterprise.yaml for a Fable-5 enterprise profile.</w:t>
+        <w:t xml:space="preserve">ai — default tier + per-task routing (tasks.&lt;name&gt;), plus max_concurrency (bounded parallelism) and auto_route (silent adaptive tier selection). See config/config.enterprise.yaml for a Fable-5 enterprise profile.</w:t>
       </w:r>
     </w:p>
     <w:p>
@@ -5141,7 +5128,7 @@
         <w:spacing w:after="40"/>
       </w:pPr>
       <w:r>
-        <w:t xml:space="preserve">openhack — whitebox review: enabled/findings_dir (ingest), auto/clone/command (run), and built-in-engine tuning (passes, pass_models for per-pass suppliers, max_files, max_file_bytes, min_confidence).</w:t>
+        <w:t xml:space="preserve">openhack — whitebox review: enabled/findings_dir (ingest), auto/clone/command (run), and built-in-engine tuning (passes, pass_models for per-pass models, max_files, max_file_bytes, min_confidence).</w:t>
       </w:r>
     </w:p>
     <w:p>

--- a/docs/DESIGN.docx
+++ b/docs/DESIGN.docx
@@ -927,7 +927,7 @@
       <w:r>
         <w:drawing>
           <wp:inline distT="0" distB="0" distL="0" distR="0">
-            <wp:extent cx="5943600" cy="3076575"/>
+            <wp:extent cx="5943600" cy="3286125"/>
             <wp:effectExtent t="0" r="0" b="0" l="0"/>
             <wp:docPr id="1" name="" descr="" title=""/>
             <wp:cNvGraphicFramePr>
@@ -952,7 +952,7 @@
                   <pic:spPr bwMode="auto">
                     <a:xfrm>
                       <a:off x="0" y="0"/>
-                      <a:ext cx="5943600" cy="3076575"/>
+                      <a:ext cx="5943600" cy="3286125"/>
                     </a:xfrm>
                     <a:prstGeom prst="rect">
                       <a:avLst/>
@@ -1883,7 +1883,7 @@
         <w:spacing w:after="120"/>
       </w:pPr>
       <w:r>
-        <w:t xml:space="preserve">Every AI stage runs through the Foundry provider (providers/): all models are served by one Microsoft Azure AI Foundry resource (FOUNDRY_API_KEY + FOUNDRY_RESOURCE, or FOUNDRY_BASE_URL / AZURE_OPENAI_*; FOUNDRY_API_VERSION for classic Azure OpenAI endpoints). The model name picks the API surface: claude-* deployments use Anthropic's native Messages API on the resource (structured outputs, adaptive thinking, effort, client-side Fable refusal fallbacks); any other deployment — OpenAI GPT, Google Gemini, Mistral — uses the resource's OpenAI-compatible endpoint (JSON mode + defensive parsing). Both paths implement the same complete_json contract; SDKs are imported lazily, so they are optional deps. ModelRouter resolves a task to a ModelSpec (provider + model + effort + token budget) and LLMClient dispatches through the registry, so a task can run on any model deployment, set in config.</w:t>
+        <w:t xml:space="preserve">Every AI stage runs through the Foundry provider (providers/): all models are served by one Microsoft Azure AI Foundry resource (FOUNDRY_API_KEY + FOUNDRY_RESOURCE, or FOUNDRY_BASE_URL / AZURE_OPENAI_*; FOUNDRY_API_VERSION for classic Azure OpenAI endpoints). The model name picks the API surface: claude-* deployments use Anthropic's native Messages API on the resource (structured outputs, adaptive thinking, effort, client-side Fable refusal fallbacks); any other deployment — OpenAI GPT, Mistral — uses the resource's OpenAI-compatible endpoint (JSON mode + defensive parsing). Both paths implement the same complete_json contract; SDKs are imported lazily, so they are optional deps. ModelRouter resolves a task to a ModelSpec (provider + model + effort + token budget) and LLMClient dispatches through the registry, so a task can run on any model deployment, set in config.</w:t>
       </w:r>
     </w:p>
     <w:tbl>
@@ -2255,7 +2255,7 @@
         <w:spacing w:after="120"/>
       </w:pPr>
       <w:r>
-        <w:t xml:space="preserve">The provider omits effort / adaptive thinking for models that don't support them (Haiku) and registers the Anthropic SDK's client-side refusal fallback for Fable/Mythos (security tooling can trip false-positive classifier refusals; the request transparently re-serves on Opus 4.8 — Foundry has no server-side fallback support). Config ai.tasks.&lt;name&gt; overrides any field per task. Adding a new AI stage is a one-liner.</w:t>
+        <w:t xml:space="preserve">The provider omits effort / adaptive thinking for models that don't support them (Haiku), retries with the schema prompted instead of enforced when a Foundry workspace rejects structured outputs (beta there, per model/workspace), and registers the Anthropic SDK's client-side refusal fallback for Fable/Mythos (security tooling can trip false-positive classifier refusals; the request transparently re-serves on Opus 4.8 — Foundry has no server-side fallback support). Config ai.tasks.&lt;name&gt; overrides any field per task. Adding a new AI stage is a one-liner.</w:t>
       </w:r>
     </w:p>
     <w:p>
@@ -2777,7 +2777,7 @@
         <w:spacing w:after="120"/>
       </w:pPr>
       <w:r>
-        <w:t xml:space="preserve">Config: edit non-secret settings live — the repo source (Bitbucket/GitHub) and GitHub repo/org targets, default AI tier, per-task model routing, enrichment toggles, threat-modeling toggle, scoring weights, and the ServiceNow push flag/format. Secrets are shown masked and read-only (they stay in the environment). Edits apply to the next scan and persist to config.overrides.json, layered over the base config on restart; POST is validated server-side and rejected with 400 on bad input.</w:t>
+        <w:t xml:space="preserve">Config: edit non-secret settings live — the repo source (Bitbucket/GitHub) and GitHub repo/org targets, default AI tier, per-task model routing, enrichment toggles, threat-modeling toggle, scoring weights, and the ServiceNow push flag/format. Model suggestions are the Foundry resource's live deployment list (fetched with the inference API key, cached five minutes; a curated static list when the resource isn't reachable). Secrets are shown masked and read-only (they stay in the environment). Edits apply to the next scan and persist to config.overrides.json, layered over the base config on restart; POST is validated server-side and rejected with 400 on bad input.</w:t>
       </w:r>
     </w:p>
     <w:p>
@@ -2785,7 +2785,7 @@
         <w:spacing w:after="120"/>
       </w:pPr>
       <w:r>
-        <w:t xml:space="preserve">Scans run from the header (AI / offline / live toggles + Run scan) via POST /api/scan, in-process, recording a last-run timestamp. On-demand live scans of Bitbucket/Snyk/Xray are supported, not just the boot mode. A failed run — e.g. live mode without credentials — is caught and shown in an error banner with the last good result preserved, rather than returning a 500; /healthz backs the container probe.</w:t>
+        <w:t xml:space="preserve">Scans run from the header (AI / offline / live toggles + Run scan) via POST /api/scan, in-process, recording a last-run timestamp. On-demand live scans of Bitbucket/Snyk/Xray are supported, not just the boot mode, and the request can carry one-shot GitHub targets (repos: ["owner/name", ...], plus whitebox for a built-in OpenHack source review — the UI equivalent of scan --repo/--whitebox): the run is scoped on a deep copy of the config, so the server's configured source is untouched; malformed targets or whitebox without AI return 400. A failed run — e.g. live mode without credentials — is caught and shown in an error banner with the last good result preserved, rather than returning a 500; /healthz backs the container probe.</w:t>
       </w:r>
     </w:p>
     <w:p>

--- a/docs/DESIGN.docx
+++ b/docs/DESIGN.docx
@@ -5042,6 +5042,19 @@
       </w:pPr>
       <w:r>
         <w:t xml:space="preserve">CLI wiring (tests/test_cli.py) — --whitebox enables the built-in OpenHack engine for the target repo and is rejected with --no-ai.</w:t>
+      </w:r>
+    </w:p>
+    <w:p>
+      <w:pPr>
+        <w:pStyle w:val="ListParagraph"/>
+        <w:numPr>
+          <w:ilvl w:val="0"/>
+          <w:numId w:val="1"/>
+        </w:numPr>
+        <w:spacing w:after="40"/>
+      </w:pPr>
+      <w:r>
+        <w:t xml:space="preserve">Live CLI smoke (tests/test_cli_live.py) — opt-in, excluded from the offline gate (skips unless CODESCAN_LIVE_TEST=1): loads .env, picks a Claude deployment that exists on the Foundry resource, and runs the real codescan scan CLI over the fixtures with the AI stages live — proving the CLI -&gt; pipeline -&gt; Foundry -&gt; ServiceNow-export path end to end.</w:t>
       </w:r>
     </w:p>
     <w:p>

--- a/docs/DESIGN.docx
+++ b/docs/DESIGN.docx
@@ -1669,7 +1669,7 @@
         <w:spacing w:after="120"/>
       </w:pPr>
       <w:r>
-        <w:t xml:space="preserve">Multiple review passes (recall). AI source review is non-deterministic, so the built-in engine runs openhack.passes independent passes (default 2) and unions the results — a vulnerability found in any pass is reported, so more passes miss fewer. Duplicates across passes are consolidated on (file, vulnerability class, title), keeping the strongest severity/confidence seen and recording cross-pass agreement: seen in every pass -&gt; tag corroborated, seen once -&gt; single-pass, with an 'identified in N of M passes' note that survives to the Finding as a confidence signal.</w:t>
+        <w:t xml:space="preserve">Multiple review passes (recall). AI source review is non-deterministic, so the built-in engine runs openhack.passes independent passes (default 2) and unions the results — a vulnerability found in any pass is reported, so more passes miss fewer. Duplicates across passes are consolidated on (file, vulnerability class), then grouped within that key by title similarity (token-set Jaccard &gt;= 0.5 or near-total containment over significant tokens, function-word and generic-security noise removed) — so the same weakness worded differently by two model families still merges, while distinct same-class findings stay separate. Each cluster keeps the strongest severity/confidence seen and the distinct passes (not raw occurrences) that reported it: seen in every pass -&gt; corroborated, once -&gt; single-pass, with an 'identified in N of M passes' note that survives to the Finding as a confidence signal.</w:t>
       </w:r>
     </w:p>
     <w:p>
@@ -1677,7 +1677,7 @@
         <w:spacing w:after="120"/>
       </w:pPr>
       <w:r>
-        <w:t xml:space="preserve">Different models per pass. openhack.pass_models routes each pass to its own model (pass i -&gt; pass_models[i % len], unset fields inheriting the openhack tier, via LLMClient.resolve_spec / ModelRouter.override). Different model families have different blind spots, so diverse passes make the union broader and the agreement more meaningful — a finding confirmed by two or more models earns a multi-model tag. Each pass is isolated: a failing model deployment is logged and skipped, and the union still benefits from the passes that ran.</w:t>
+        <w:t xml:space="preserve">Different models per pass. openhack.pass_models routes each pass to its own model (pass i -&gt; pass_models[i % len], unset fields inheriting the openhack tier, via LLMClient.resolve_spec / ModelRouter.override). Different model families have different blind spots, so diverse passes make the union broader and the agreement more meaningful — a finding confirmed by two or more models earns a multi-model tag (the note names them). Each pass is isolated: a failing model deployment is logged and skipped, and the union still benefits from the passes that ran.</w:t>
       </w:r>
     </w:p>
     <w:p>
@@ -2736,7 +2736,7 @@
         <w:spacing w:after="120"/>
       </w:pPr>
       <w:r>
-        <w:t xml:space="preserve">Builds sn_vul_vulnerable_item records, highest-risk first, carrying the composite score, risk rating, validation state, and the exploitability rationale plus attack-chain context in the work notes — so a responder sees why the tool ranked it. correlation_id is the fingerprint, making the import idempotent: re-runs upsert the same item and closed items stay closed. Output is written to a file — JSON (servicenow_import.json) or, when servicenow.format is csv, a CSV (servicenow_import.csv) for CSV Import Sets, with multi-line work notes quoted correctly — or POSTed to the import table via the Table API. The format is settable in config, the config UI, or with --sn-format on the CLI.</w:t>
+        <w:t xml:space="preserve">Builds sn_vul_vulnerable_item records, highest-risk first, carrying the composite score, risk rating, validation state, and the exploitability rationale plus attack-chain context in the work notes — so a responder sees why the tool ranked it. correlation_id is the fingerprint, making the import idempotent: re-runs upsert the same item and closed items stay closed. Output is written to a file — by default a CSV (servicenow_import.csv) for CSV Import Sets with multi-line work notes quoted correctly, or JSON (servicenow_import.json) when servicenow.format is json — or POSTed to the import table via the Table API. The format is settable in config, the config UI, or with --sn-format on the CLI; ServiceNowExporter.output_path resolves the actual filename so the CLI reports where it really wrote.</w:t>
       </w:r>
     </w:p>
     <w:p>
